--- a/frontend/public/articles/Электронная_подпись_что_это_такое,_какие_бывают_виды_и_как_она_используется.docx
+++ b/frontend/public/articles/Электронная_подпись_что_это_такое,_какие_бывают_виды_и_как_она_используется.docx
@@ -8,25 +8,10 @@
         <w:jc w:val="both"/>
         <w:rPr>
           <w:rFonts w:ascii="Helvetica Neue" w:cs="Helvetica Neue" w:eastAsia="Helvetica Neue" w:hAnsi="Helvetica Neue"/>
-          <w:sz w:val="28"/>
-          <w:szCs w:val="28"/>
-        </w:rPr>
-      </w:pPr>
-      <w:r>
-        <w:rPr>
-          <w:rtl w:val="0"/>
-        </w:rPr>
-      </w:r>
-    </w:p>
-    <w:p>
-      <w:pPr>
-        <w:ind w:left="-566.9291338582677" w:firstLine="0"/>
-        <w:rPr>
-          <w:rFonts w:ascii="Helvetica Neue" w:cs="Helvetica Neue" w:eastAsia="Helvetica Neue" w:hAnsi="Helvetica Neue"/>
           <w:b w:val="1"/>
           <w:bCs w:val="1"/>
-          <w:sz w:val="32"/>
-          <w:szCs w:val="32"/>
+          <w:sz w:val="24"/>
+          <w:szCs w:val="24"/>
         </w:rPr>
       </w:pPr>
       <w:r>
@@ -34,60 +19,44 @@
           <w:rFonts w:ascii="Helvetica Neue" w:cs="Helvetica Neue" w:eastAsia="Helvetica Neue" w:hAnsi="Helvetica Neue"/>
           <w:b w:val="1"/>
           <w:bCs w:val="1"/>
-          <w:sz w:val="32"/>
-          <w:szCs w:val="32"/>
-          <w:rtl w:val="0"/>
-        </w:rPr>
-        <w:t xml:space="preserve">Электронная подпись: что это такое, какие бывают виды и как она используется при сделках с недвижимостью</w:t>
-      </w:r>
-    </w:p>
-    <w:p>
-      <w:pPr>
-        <w:ind w:left="-566.9291338582677" w:firstLine="0"/>
-        <w:jc w:val="both"/>
-        <w:rPr>
-          <w:rFonts w:ascii="Helvetica Neue" w:cs="Helvetica Neue" w:eastAsia="Helvetica Neue" w:hAnsi="Helvetica Neue"/>
-          <w:sz w:val="28"/>
-          <w:szCs w:val="28"/>
-        </w:rPr>
-      </w:pPr>
-      <w:r>
-        <w:rPr>
-          <w:rtl w:val="0"/>
-        </w:rPr>
-      </w:r>
-    </w:p>
-    <w:p>
-      <w:pPr>
-        <w:ind w:left="-566.9291338582677" w:firstLine="0"/>
-        <w:jc w:val="both"/>
-        <w:rPr>
-          <w:rFonts w:ascii="Helvetica Neue" w:cs="Helvetica Neue" w:eastAsia="Helvetica Neue" w:hAnsi="Helvetica Neue"/>
-          <w:sz w:val="28"/>
-          <w:szCs w:val="28"/>
-        </w:rPr>
-      </w:pPr>
-      <w:r>
-        <w:rPr>
-          <w:rtl w:val="0"/>
-        </w:rPr>
-      </w:r>
-    </w:p>
-    <w:p>
-      <w:pPr>
-        <w:ind w:left="-566.9291338582677" w:firstLine="0"/>
-        <w:jc w:val="both"/>
-        <w:rPr>
-          <w:rFonts w:ascii="Helvetica Neue" w:cs="Helvetica Neue" w:eastAsia="Helvetica Neue" w:hAnsi="Helvetica Neue"/>
-          <w:sz w:val="28"/>
-          <w:szCs w:val="28"/>
-        </w:rPr>
-      </w:pPr>
-      <w:r>
-        <w:rPr>
-          <w:rFonts w:ascii="Helvetica Neue" w:cs="Helvetica Neue" w:eastAsia="Helvetica Neue" w:hAnsi="Helvetica Neue"/>
-          <w:sz w:val="28"/>
-          <w:szCs w:val="28"/>
+          <w:sz w:val="24"/>
+          <w:szCs w:val="24"/>
+          <w:rtl w:val="0"/>
+        </w:rPr>
+        <w:t xml:space="preserve">Дата обновления материала: 27.07.2026</w:t>
+      </w:r>
+    </w:p>
+    <w:p>
+      <w:pPr>
+        <w:ind w:left="-566.9291338582677" w:firstLine="0"/>
+        <w:jc w:val="both"/>
+        <w:rPr>
+          <w:rFonts w:ascii="Helvetica Neue" w:cs="Helvetica Neue" w:eastAsia="Helvetica Neue" w:hAnsi="Helvetica Neue"/>
+          <w:sz w:val="24"/>
+          <w:szCs w:val="24"/>
+        </w:rPr>
+      </w:pPr>
+      <w:r>
+        <w:rPr>
+          <w:rtl w:val="0"/>
+        </w:rPr>
+      </w:r>
+    </w:p>
+    <w:p>
+      <w:pPr>
+        <w:ind w:left="-566.9291338582677" w:firstLine="0"/>
+        <w:jc w:val="both"/>
+        <w:rPr>
+          <w:rFonts w:ascii="Helvetica Neue" w:cs="Helvetica Neue" w:eastAsia="Helvetica Neue" w:hAnsi="Helvetica Neue"/>
+          <w:sz w:val="24"/>
+          <w:szCs w:val="24"/>
+        </w:rPr>
+      </w:pPr>
+      <w:r>
+        <w:rPr>
+          <w:rFonts w:ascii="Helvetica Neue" w:cs="Helvetica Neue" w:eastAsia="Helvetica Neue" w:hAnsi="Helvetica Neue"/>
+          <w:sz w:val="24"/>
+          <w:szCs w:val="24"/>
           <w:rtl w:val="0"/>
         </w:rPr>
         <w:t xml:space="preserve">С каждым годом все больше сфер нашей жизни переходит в цифровой формат. Сегодня дистанционно можно оформить банковские услуги, подать документы в государственные органы, заключить договор и даже приобрести недвижимость. Вместе с развитием цифровых технологий появились и новые юридические инструменты, которые позволяют безопасно подтверждать личность человека и его волеизъявление без личного присутствия.</w:t>
@@ -99,31 +68,31 @@
         <w:jc w:val="both"/>
         <w:rPr>
           <w:rFonts w:ascii="Helvetica Neue" w:cs="Helvetica Neue" w:eastAsia="Helvetica Neue" w:hAnsi="Helvetica Neue"/>
-          <w:sz w:val="28"/>
-          <w:szCs w:val="28"/>
-        </w:rPr>
-      </w:pPr>
-      <w:r>
-        <w:rPr>
-          <w:rtl w:val="0"/>
-        </w:rPr>
-      </w:r>
-    </w:p>
-    <w:p>
-      <w:pPr>
-        <w:ind w:left="-566.9291338582677" w:firstLine="0"/>
-        <w:jc w:val="both"/>
-        <w:rPr>
-          <w:rFonts w:ascii="Helvetica Neue" w:cs="Helvetica Neue" w:eastAsia="Helvetica Neue" w:hAnsi="Helvetica Neue"/>
-          <w:sz w:val="28"/>
-          <w:szCs w:val="28"/>
-        </w:rPr>
-      </w:pPr>
-      <w:r>
-        <w:rPr>
-          <w:rFonts w:ascii="Helvetica Neue" w:cs="Helvetica Neue" w:eastAsia="Helvetica Neue" w:hAnsi="Helvetica Neue"/>
-          <w:sz w:val="28"/>
-          <w:szCs w:val="28"/>
+          <w:sz w:val="24"/>
+          <w:szCs w:val="24"/>
+        </w:rPr>
+      </w:pPr>
+      <w:r>
+        <w:rPr>
+          <w:rtl w:val="0"/>
+        </w:rPr>
+      </w:r>
+    </w:p>
+    <w:p>
+      <w:pPr>
+        <w:ind w:left="-566.9291338582677" w:firstLine="0"/>
+        <w:jc w:val="both"/>
+        <w:rPr>
+          <w:rFonts w:ascii="Helvetica Neue" w:cs="Helvetica Neue" w:eastAsia="Helvetica Neue" w:hAnsi="Helvetica Neue"/>
+          <w:sz w:val="24"/>
+          <w:szCs w:val="24"/>
+        </w:rPr>
+      </w:pPr>
+      <w:r>
+        <w:rPr>
+          <w:rFonts w:ascii="Helvetica Neue" w:cs="Helvetica Neue" w:eastAsia="Helvetica Neue" w:hAnsi="Helvetica Neue"/>
+          <w:sz w:val="24"/>
+          <w:szCs w:val="24"/>
           <w:rtl w:val="0"/>
         </w:rPr>
         <w:t xml:space="preserve">Одним из таких инструментов является электронная подпись. Она позволяет подписывать документы в электронном виде, придавая им юридическую силу, сопоставимую с документами, подписанными собственноручно.</w:t>
@@ -135,8 +104,8 @@
         <w:jc w:val="both"/>
         <w:rPr>
           <w:rFonts w:ascii="Helvetica Neue" w:cs="Helvetica Neue" w:eastAsia="Helvetica Neue" w:hAnsi="Helvetica Neue"/>
-          <w:sz w:val="28"/>
-          <w:szCs w:val="28"/>
+          <w:sz w:val="24"/>
+          <w:szCs w:val="24"/>
         </w:rPr>
       </w:pPr>
       <w:r>
@@ -153,8 +122,8 @@
           <w:rFonts w:ascii="Helvetica Neue" w:cs="Helvetica Neue" w:eastAsia="Helvetica Neue" w:hAnsi="Helvetica Neue"/>
           <w:b w:val="1"/>
           <w:bCs w:val="1"/>
-          <w:sz w:val="32"/>
-          <w:szCs w:val="32"/>
+          <w:sz w:val="24"/>
+          <w:szCs w:val="24"/>
         </w:rPr>
       </w:pPr>
       <w:r>
@@ -162,8 +131,311 @@
           <w:rFonts w:ascii="Helvetica Neue" w:cs="Helvetica Neue" w:eastAsia="Helvetica Neue" w:hAnsi="Helvetica Neue"/>
           <w:b w:val="1"/>
           <w:bCs w:val="1"/>
-          <w:sz w:val="32"/>
-          <w:szCs w:val="32"/>
+          <w:sz w:val="24"/>
+          <w:szCs w:val="24"/>
+          <w:rtl w:val="0"/>
+        </w:rPr>
+        <w:t xml:space="preserve">Содержание статьи:</w:t>
+      </w:r>
+    </w:p>
+    <w:sdt>
+      <w:sdtPr>
+        <w:id w:val="228683148"/>
+        <w:docPartObj>
+          <w:docPartGallery w:val="Table of Contents"/>
+          <w:docPartUnique w:val="1"/>
+        </w:docPartObj>
+      </w:sdtPr>
+      <w:sdtContent>
+        <w:p>
+          <w:pPr>
+            <w:widowControl w:val="0"/>
+            <w:spacing w:before="60" w:line="240" w:lineRule="auto"/>
+            <w:rPr>
+              <w:b w:val="0"/>
+              <w:bCs w:val="0"/>
+              <w:color w:val="1155cc"/>
+              <w:sz w:val="24"/>
+              <w:szCs w:val="24"/>
+              <w:u w:val="single"/>
+            </w:rPr>
+          </w:pPr>
+          <w:r>
+            <w:fldChar w:fldCharType="begin"/>
+            <w:instrText xml:space="preserve"> TOC \h \u \z \n \t "Heading 1,1,Heading 2,2,Heading 3,3,Heading 4,4,Heading 5,5,Heading 6,6,"</w:instrText>
+            <w:fldChar w:fldCharType="separate"/>
+          </w:r>
+          <w:hyperlink w:anchor="_heading=h.oobegknyoob6">
+            <w:r>
+              <w:rPr>
+                <w:b w:val="0"/>
+                <w:bCs w:val="0"/>
+                <w:color w:val="1155cc"/>
+                <w:sz w:val="24"/>
+                <w:szCs w:val="24"/>
+                <w:u w:val="single"/>
+                <w:rtl w:val="0"/>
+              </w:rPr>
+              <w:t xml:space="preserve">Что такое электронная подпись?</w:t>
+            </w:r>
+          </w:hyperlink>
+          <w:r>
+            <w:rPr>
+              <w:rtl w:val="0"/>
+            </w:rPr>
+          </w:r>
+        </w:p>
+        <w:p>
+          <w:pPr>
+            <w:widowControl w:val="0"/>
+            <w:spacing w:before="60" w:line="240" w:lineRule="auto"/>
+            <w:rPr>
+              <w:b w:val="0"/>
+              <w:bCs w:val="0"/>
+              <w:color w:val="1155cc"/>
+              <w:sz w:val="24"/>
+              <w:szCs w:val="24"/>
+              <w:u w:val="single"/>
+            </w:rPr>
+          </w:pPr>
+          <w:hyperlink w:anchor="_heading=h.oid60jhcswo9">
+            <w:r>
+              <w:rPr>
+                <w:b w:val="0"/>
+                <w:bCs w:val="0"/>
+                <w:color w:val="1155cc"/>
+                <w:sz w:val="24"/>
+                <w:szCs w:val="24"/>
+                <w:u w:val="single"/>
+                <w:rtl w:val="0"/>
+              </w:rPr>
+              <w:t xml:space="preserve">Виды электронной подписи</w:t>
+            </w:r>
+          </w:hyperlink>
+          <w:r>
+            <w:rPr>
+              <w:rtl w:val="0"/>
+            </w:rPr>
+          </w:r>
+        </w:p>
+        <w:p>
+          <w:pPr>
+            <w:widowControl w:val="0"/>
+            <w:spacing w:before="60" w:line="240" w:lineRule="auto"/>
+            <w:rPr>
+              <w:b w:val="0"/>
+              <w:bCs w:val="0"/>
+              <w:color w:val="1155cc"/>
+              <w:sz w:val="24"/>
+              <w:szCs w:val="24"/>
+              <w:u w:val="single"/>
+            </w:rPr>
+          </w:pPr>
+          <w:hyperlink w:anchor="_heading=h.k9698njtvvye">
+            <w:r>
+              <w:rPr>
+                <w:b w:val="0"/>
+                <w:bCs w:val="0"/>
+                <w:color w:val="1155cc"/>
+                <w:sz w:val="24"/>
+                <w:szCs w:val="24"/>
+                <w:u w:val="single"/>
+                <w:rtl w:val="0"/>
+              </w:rPr>
+              <w:t xml:space="preserve">Простая электронная подпись</w:t>
+            </w:r>
+          </w:hyperlink>
+          <w:r>
+            <w:rPr>
+              <w:rtl w:val="0"/>
+            </w:rPr>
+          </w:r>
+        </w:p>
+        <w:p>
+          <w:pPr>
+            <w:widowControl w:val="0"/>
+            <w:spacing w:before="60" w:line="240" w:lineRule="auto"/>
+            <w:rPr>
+              <w:b w:val="0"/>
+              <w:bCs w:val="0"/>
+              <w:color w:val="1155cc"/>
+              <w:sz w:val="24"/>
+              <w:szCs w:val="24"/>
+              <w:u w:val="single"/>
+            </w:rPr>
+          </w:pPr>
+          <w:hyperlink w:anchor="_heading=h.tlut66v5je5m">
+            <w:r>
+              <w:rPr>
+                <w:b w:val="0"/>
+                <w:bCs w:val="0"/>
+                <w:color w:val="1155cc"/>
+                <w:sz w:val="24"/>
+                <w:szCs w:val="24"/>
+                <w:u w:val="single"/>
+                <w:rtl w:val="0"/>
+              </w:rPr>
+              <w:t xml:space="preserve">Усиленная неквалифицированная электронная подпись</w:t>
+            </w:r>
+          </w:hyperlink>
+          <w:r>
+            <w:rPr>
+              <w:rtl w:val="0"/>
+            </w:rPr>
+          </w:r>
+        </w:p>
+        <w:p>
+          <w:pPr>
+            <w:widowControl w:val="0"/>
+            <w:spacing w:before="60" w:line="240" w:lineRule="auto"/>
+            <w:rPr>
+              <w:b w:val="0"/>
+              <w:bCs w:val="0"/>
+              <w:color w:val="1155cc"/>
+              <w:sz w:val="24"/>
+              <w:szCs w:val="24"/>
+              <w:u w:val="single"/>
+            </w:rPr>
+          </w:pPr>
+          <w:hyperlink w:anchor="_heading=h.etcl2dtt89vi">
+            <w:r>
+              <w:rPr>
+                <w:b w:val="0"/>
+                <w:bCs w:val="0"/>
+                <w:color w:val="1155cc"/>
+                <w:sz w:val="24"/>
+                <w:szCs w:val="24"/>
+                <w:u w:val="single"/>
+                <w:rtl w:val="0"/>
+              </w:rPr>
+              <w:t xml:space="preserve">Усиленная квалифицированная электронная подпись</w:t>
+            </w:r>
+          </w:hyperlink>
+          <w:r>
+            <w:rPr>
+              <w:rtl w:val="0"/>
+            </w:rPr>
+          </w:r>
+        </w:p>
+        <w:p>
+          <w:pPr>
+            <w:widowControl w:val="0"/>
+            <w:spacing w:before="60" w:line="240" w:lineRule="auto"/>
+            <w:rPr>
+              <w:b w:val="0"/>
+              <w:bCs w:val="0"/>
+              <w:color w:val="1155cc"/>
+              <w:sz w:val="24"/>
+              <w:szCs w:val="24"/>
+              <w:u w:val="single"/>
+            </w:rPr>
+          </w:pPr>
+          <w:hyperlink w:anchor="_heading=h.pxydjrjh4l2h">
+            <w:r>
+              <w:rPr>
+                <w:b w:val="0"/>
+                <w:bCs w:val="0"/>
+                <w:color w:val="1155cc"/>
+                <w:sz w:val="24"/>
+                <w:szCs w:val="24"/>
+                <w:u w:val="single"/>
+                <w:rtl w:val="0"/>
+              </w:rPr>
+              <w:t xml:space="preserve">Как проходит сделка с недвижимостью с использованием УКЭП</w:t>
+            </w:r>
+          </w:hyperlink>
+          <w:r>
+            <w:rPr>
+              <w:rtl w:val="0"/>
+            </w:rPr>
+          </w:r>
+        </w:p>
+        <w:p>
+          <w:pPr>
+            <w:widowControl w:val="0"/>
+            <w:spacing w:before="60" w:line="240" w:lineRule="auto"/>
+            <w:rPr>
+              <w:b w:val="0"/>
+              <w:bCs w:val="0"/>
+              <w:color w:val="1155cc"/>
+              <w:sz w:val="24"/>
+              <w:szCs w:val="24"/>
+              <w:u w:val="single"/>
+            </w:rPr>
+          </w:pPr>
+          <w:hyperlink w:anchor="_heading=h.dlxgjiaga3rw">
+            <w:r>
+              <w:rPr>
+                <w:b w:val="0"/>
+                <w:bCs w:val="0"/>
+                <w:color w:val="1155cc"/>
+                <w:sz w:val="24"/>
+                <w:szCs w:val="24"/>
+                <w:u w:val="single"/>
+                <w:rtl w:val="0"/>
+              </w:rPr>
+              <w:t xml:space="preserve">Как отозвать усиленную квалифицированную электронную подпись</w:t>
+            </w:r>
+          </w:hyperlink>
+          <w:r>
+            <w:rPr>
+              <w:rtl w:val="0"/>
+            </w:rPr>
+          </w:r>
+          <w:r>
+            <w:fldChar w:fldCharType="end"/>
+          </w:r>
+        </w:p>
+      </w:sdtContent>
+    </w:sdt>
+    <w:p>
+      <w:pPr>
+        <w:ind w:left="-566.9291338582677" w:firstLine="0"/>
+        <w:jc w:val="both"/>
+        <w:rPr>
+          <w:rFonts w:ascii="Helvetica Neue" w:cs="Helvetica Neue" w:eastAsia="Helvetica Neue" w:hAnsi="Helvetica Neue"/>
+          <w:sz w:val="24"/>
+          <w:szCs w:val="24"/>
+        </w:rPr>
+      </w:pPr>
+      <w:r>
+        <w:rPr>
+          <w:rtl w:val="0"/>
+        </w:rPr>
+      </w:r>
+    </w:p>
+    <w:p>
+      <w:pPr>
+        <w:ind w:left="-566.9291338582677" w:firstLine="0"/>
+        <w:jc w:val="both"/>
+        <w:rPr>
+          <w:rFonts w:ascii="Helvetica Neue" w:cs="Helvetica Neue" w:eastAsia="Helvetica Neue" w:hAnsi="Helvetica Neue"/>
+          <w:sz w:val="24"/>
+          <w:szCs w:val="24"/>
+        </w:rPr>
+      </w:pPr>
+      <w:r>
+        <w:rPr>
+          <w:rtl w:val="0"/>
+        </w:rPr>
+      </w:r>
+    </w:p>
+    <w:p>
+      <w:pPr>
+        <w:pStyle w:val="Heading2"/>
+        <w:ind w:left="-566.9291338582677" w:firstLine="0"/>
+        <w:jc w:val="both"/>
+        <w:rPr>
+          <w:sz w:val="24"/>
+          <w:szCs w:val="24"/>
+        </w:rPr>
+      </w:pPr>
+      <w:bookmarkStart w:colFirst="0" w:colLast="0" w:name="_heading=h.oobegknyoob6" w:id="0"/>
+      <w:bookmarkEnd w:id="0"/>
+      <w:r>
+        <w:rPr>
+          <w:sz w:val="24"/>
+          <w:szCs w:val="24"/>
           <w:rtl w:val="0"/>
         </w:rPr>
         <w:t xml:space="preserve">Что такое электронная подпись?</w:t>
@@ -175,24 +447,24 @@
         <w:jc w:val="both"/>
         <w:rPr>
           <w:rFonts w:ascii="Helvetica Neue" w:cs="Helvetica Neue" w:eastAsia="Helvetica Neue" w:hAnsi="Helvetica Neue"/>
-          <w:sz w:val="28"/>
-          <w:szCs w:val="28"/>
-        </w:rPr>
-      </w:pPr>
-      <w:r>
-        <w:rPr>
-          <w:rtl w:val="0"/>
-        </w:rPr>
-      </w:r>
-    </w:p>
-    <w:p>
-      <w:pPr>
-        <w:ind w:left="-566.9291338582677" w:firstLine="0"/>
-        <w:jc w:val="both"/>
-        <w:rPr>
-          <w:rFonts w:ascii="Helvetica Neue" w:cs="Helvetica Neue" w:eastAsia="Helvetica Neue" w:hAnsi="Helvetica Neue"/>
-          <w:sz w:val="28"/>
-          <w:szCs w:val="28"/>
+          <w:sz w:val="24"/>
+          <w:szCs w:val="24"/>
+        </w:rPr>
+      </w:pPr>
+      <w:r>
+        <w:rPr>
+          <w:rtl w:val="0"/>
+        </w:rPr>
+      </w:r>
+    </w:p>
+    <w:p>
+      <w:pPr>
+        <w:ind w:left="-566.9291338582677" w:firstLine="0"/>
+        <w:jc w:val="both"/>
+        <w:rPr>
+          <w:rFonts w:ascii="Helvetica Neue" w:cs="Helvetica Neue" w:eastAsia="Helvetica Neue" w:hAnsi="Helvetica Neue"/>
+          <w:sz w:val="24"/>
+          <w:szCs w:val="24"/>
         </w:rPr>
       </w:pPr>
       <w:r>
@@ -200,8 +472,8 @@
           <w:rFonts w:ascii="Helvetica Neue" w:cs="Helvetica Neue" w:eastAsia="Helvetica Neue" w:hAnsi="Helvetica Neue"/>
           <w:b w:val="1"/>
           <w:bCs w:val="1"/>
-          <w:sz w:val="28"/>
-          <w:szCs w:val="28"/>
+          <w:sz w:val="24"/>
+          <w:szCs w:val="24"/>
           <w:rtl w:val="0"/>
         </w:rPr>
         <w:t xml:space="preserve">Электронная подпись</w:t>
@@ -209,8 +481,8 @@
       <w:r>
         <w:rPr>
           <w:rFonts w:ascii="Helvetica Neue" w:cs="Helvetica Neue" w:eastAsia="Helvetica Neue" w:hAnsi="Helvetica Neue"/>
-          <w:sz w:val="28"/>
-          <w:szCs w:val="28"/>
+          <w:sz w:val="24"/>
+          <w:szCs w:val="24"/>
           <w:rtl w:val="0"/>
         </w:rPr>
         <w:t xml:space="preserve"> — это аналог привычной собственноручной подписи, но в цифровом формате. Согласно </w:t>
@@ -220,27 +492,28 @@
           <w:rPr>
             <w:rFonts w:ascii="Helvetica Neue" w:cs="Helvetica Neue" w:eastAsia="Helvetica Neue" w:hAnsi="Helvetica Neue"/>
             <w:color w:val="1155cc"/>
-            <w:sz w:val="28"/>
-            <w:szCs w:val="28"/>
+            <w:sz w:val="24"/>
+            <w:szCs w:val="24"/>
+            <w:u w:val="single"/>
             <w:rtl w:val="0"/>
           </w:rPr>
-          <w:t xml:space="preserve">статье</w:t>
+          <w:t xml:space="preserve">статье 2</w:t>
         </w:r>
       </w:hyperlink>
       <w:sdt>
         <w:sdtPr>
-          <w:id w:val="-1705415556"/>
+          <w:id w:val="-1667776073"/>
           <w:tag w:val="goog_rdk_0"/>
         </w:sdtPr>
         <w:sdtContent>
           <w:r>
             <w:rPr>
               <w:rFonts w:ascii="Arial" w:cs="Arial" w:eastAsia="Arial" w:hAnsi="Arial"/>
-              <w:sz w:val="28"/>
-              <w:szCs w:val="28"/>
+              <w:sz w:val="24"/>
+              <w:szCs w:val="24"/>
               <w:rtl w:val="0"/>
             </w:rPr>
-            <w:t xml:space="preserve"> 2 Федерального закона от 06.04.2011 № 63-ФЗ «Об электронной подписи», электронная подпись представляет собой информацию в электронной форме, которая присоединена к подписываемому электронному документу или иным образом связана с ним и используется для определения лица, подписавшего документ.</w:t>
+            <w:t xml:space="preserve"> Федерального закона от 06.04.2011 № 63-ФЗ «Об электронной подписи», электронная подпись представляет собой информацию в электронной форме, которая присоединена к подписываемому электронному документу или иным образом связана с ним и используется для определения лица, подписавшего документ.</w:t>
           </w:r>
         </w:sdtContent>
       </w:sdt>
@@ -251,31 +524,31 @@
         <w:jc w:val="both"/>
         <w:rPr>
           <w:rFonts w:ascii="Helvetica Neue" w:cs="Helvetica Neue" w:eastAsia="Helvetica Neue" w:hAnsi="Helvetica Neue"/>
-          <w:sz w:val="28"/>
-          <w:szCs w:val="28"/>
-        </w:rPr>
-      </w:pPr>
-      <w:r>
-        <w:rPr>
-          <w:rtl w:val="0"/>
-        </w:rPr>
-      </w:r>
-    </w:p>
-    <w:p>
-      <w:pPr>
-        <w:ind w:left="-566.9291338582677" w:firstLine="0"/>
-        <w:jc w:val="both"/>
-        <w:rPr>
-          <w:rFonts w:ascii="Helvetica Neue" w:cs="Helvetica Neue" w:eastAsia="Helvetica Neue" w:hAnsi="Helvetica Neue"/>
-          <w:sz w:val="28"/>
-          <w:szCs w:val="28"/>
-        </w:rPr>
-      </w:pPr>
-      <w:r>
-        <w:rPr>
-          <w:rFonts w:ascii="Helvetica Neue" w:cs="Helvetica Neue" w:eastAsia="Helvetica Neue" w:hAnsi="Helvetica Neue"/>
-          <w:sz w:val="28"/>
-          <w:szCs w:val="28"/>
+          <w:sz w:val="24"/>
+          <w:szCs w:val="24"/>
+        </w:rPr>
+      </w:pPr>
+      <w:r>
+        <w:rPr>
+          <w:rtl w:val="0"/>
+        </w:rPr>
+      </w:r>
+    </w:p>
+    <w:p>
+      <w:pPr>
+        <w:ind w:left="-566.9291338582677" w:firstLine="0"/>
+        <w:jc w:val="both"/>
+        <w:rPr>
+          <w:rFonts w:ascii="Helvetica Neue" w:cs="Helvetica Neue" w:eastAsia="Helvetica Neue" w:hAnsi="Helvetica Neue"/>
+          <w:sz w:val="24"/>
+          <w:szCs w:val="24"/>
+        </w:rPr>
+      </w:pPr>
+      <w:r>
+        <w:rPr>
+          <w:rFonts w:ascii="Helvetica Neue" w:cs="Helvetica Neue" w:eastAsia="Helvetica Neue" w:hAnsi="Helvetica Neue"/>
+          <w:sz w:val="24"/>
+          <w:szCs w:val="24"/>
           <w:rtl w:val="0"/>
         </w:rPr>
         <w:t xml:space="preserve">Если говорить простыми словами, электронная подпись — это специальный цифровой файл, который прикрепляется к электронному документу. Он содержит информацию о том, кто подписал документ, когда была поставлена подпись, а также позволяет проверить, не был ли документ изменен после подписания. В зависимости от вида электронной подписи в ней также может содержаться информация, подтверждающая полномочия подписанта.</w:t>
@@ -287,35 +560,32 @@
         <w:jc w:val="both"/>
         <w:rPr>
           <w:rFonts w:ascii="Helvetica Neue" w:cs="Helvetica Neue" w:eastAsia="Helvetica Neue" w:hAnsi="Helvetica Neue"/>
-          <w:sz w:val="28"/>
-          <w:szCs w:val="28"/>
-        </w:rPr>
-      </w:pPr>
-      <w:r>
-        <w:rPr>
-          <w:rtl w:val="0"/>
-        </w:rPr>
-      </w:r>
-    </w:p>
-    <w:p>
-      <w:pPr>
-        <w:ind w:left="-566.9291338582677" w:firstLine="0"/>
-        <w:jc w:val="both"/>
-        <w:rPr>
-          <w:rFonts w:ascii="Helvetica Neue" w:cs="Helvetica Neue" w:eastAsia="Helvetica Neue" w:hAnsi="Helvetica Neue"/>
-          <w:b w:val="1"/>
-          <w:bCs w:val="1"/>
-          <w:sz w:val="32"/>
-          <w:szCs w:val="32"/>
-        </w:rPr>
-      </w:pPr>
-      <w:r>
-        <w:rPr>
-          <w:rFonts w:ascii="Helvetica Neue" w:cs="Helvetica Neue" w:eastAsia="Helvetica Neue" w:hAnsi="Helvetica Neue"/>
-          <w:b w:val="1"/>
-          <w:bCs w:val="1"/>
-          <w:sz w:val="32"/>
-          <w:szCs w:val="32"/>
+          <w:sz w:val="24"/>
+          <w:szCs w:val="24"/>
+        </w:rPr>
+      </w:pPr>
+      <w:r>
+        <w:rPr>
+          <w:rtl w:val="0"/>
+        </w:rPr>
+      </w:r>
+    </w:p>
+    <w:p>
+      <w:pPr>
+        <w:pStyle w:val="Heading2"/>
+        <w:ind w:left="-566.9291338582677" w:firstLine="0"/>
+        <w:jc w:val="both"/>
+        <w:rPr>
+          <w:sz w:val="24"/>
+          <w:szCs w:val="24"/>
+        </w:rPr>
+      </w:pPr>
+      <w:bookmarkStart w:colFirst="0" w:colLast="0" w:name="_heading=h.oid60jhcswo9" w:id="1"/>
+      <w:bookmarkEnd w:id="1"/>
+      <w:r>
+        <w:rPr>
+          <w:sz w:val="24"/>
+          <w:szCs w:val="24"/>
           <w:rtl w:val="0"/>
         </w:rPr>
         <w:t xml:space="preserve">Виды электронной подписи</w:t>
@@ -327,44 +597,57 @@
         <w:jc w:val="both"/>
         <w:rPr>
           <w:rFonts w:ascii="Helvetica Neue" w:cs="Helvetica Neue" w:eastAsia="Helvetica Neue" w:hAnsi="Helvetica Neue"/>
-          <w:sz w:val="28"/>
-          <w:szCs w:val="28"/>
-        </w:rPr>
-      </w:pPr>
-      <w:r>
-        <w:rPr>
-          <w:rtl w:val="0"/>
-        </w:rPr>
-      </w:r>
-    </w:p>
-    <w:p>
-      <w:pPr>
-        <w:ind w:left="-566.9291338582677" w:firstLine="0"/>
-        <w:jc w:val="both"/>
-        <w:rPr>
-          <w:rFonts w:ascii="Helvetica Neue" w:cs="Helvetica Neue" w:eastAsia="Helvetica Neue" w:hAnsi="Helvetica Neue"/>
-          <w:sz w:val="28"/>
-          <w:szCs w:val="28"/>
-        </w:rPr>
-      </w:pPr>
-      <w:r>
-        <w:rPr>
-          <w:rFonts w:ascii="Helvetica Neue" w:cs="Helvetica Neue" w:eastAsia="Helvetica Neue" w:hAnsi="Helvetica Neue"/>
-          <w:sz w:val="28"/>
-          <w:szCs w:val="28"/>
-          <w:rtl w:val="0"/>
-        </w:rPr>
-        <w:t xml:space="preserve">Статья 5 Федерального закона «Об электронной подписи» предусматривает три вида электронной подписи:</w:t>
-      </w:r>
-    </w:p>
-    <w:p>
-      <w:pPr>
-        <w:ind w:left="-566.9291338582677" w:firstLine="0"/>
-        <w:jc w:val="both"/>
-        <w:rPr>
-          <w:rFonts w:ascii="Helvetica Neue" w:cs="Helvetica Neue" w:eastAsia="Helvetica Neue" w:hAnsi="Helvetica Neue"/>
-          <w:sz w:val="28"/>
-          <w:szCs w:val="28"/>
+          <w:sz w:val="24"/>
+          <w:szCs w:val="24"/>
+        </w:rPr>
+      </w:pPr>
+      <w:r>
+        <w:rPr>
+          <w:rtl w:val="0"/>
+        </w:rPr>
+      </w:r>
+    </w:p>
+    <w:p>
+      <w:pPr>
+        <w:ind w:left="-566.9291338582677" w:firstLine="0"/>
+        <w:jc w:val="both"/>
+        <w:rPr>
+          <w:rFonts w:ascii="Helvetica Neue" w:cs="Helvetica Neue" w:eastAsia="Helvetica Neue" w:hAnsi="Helvetica Neue"/>
+          <w:sz w:val="24"/>
+          <w:szCs w:val="24"/>
+        </w:rPr>
+      </w:pPr>
+      <w:hyperlink r:id="rId8">
+        <w:r>
+          <w:rPr>
+            <w:rFonts w:ascii="Helvetica Neue" w:cs="Helvetica Neue" w:eastAsia="Helvetica Neue" w:hAnsi="Helvetica Neue"/>
+            <w:color w:val="1155cc"/>
+            <w:sz w:val="24"/>
+            <w:szCs w:val="24"/>
+            <w:u w:val="single"/>
+            <w:rtl w:val="0"/>
+          </w:rPr>
+          <w:t xml:space="preserve">Статья 5</w:t>
+        </w:r>
+      </w:hyperlink>
+      <w:r>
+        <w:rPr>
+          <w:rFonts w:ascii="Helvetica Neue" w:cs="Helvetica Neue" w:eastAsia="Helvetica Neue" w:hAnsi="Helvetica Neue"/>
+          <w:sz w:val="24"/>
+          <w:szCs w:val="24"/>
+          <w:rtl w:val="0"/>
+        </w:rPr>
+        <w:t xml:space="preserve"> Федерального закона «Об электронной подписи» предусматривает три вида электронной подписи:</w:t>
+      </w:r>
+    </w:p>
+    <w:p>
+      <w:pPr>
+        <w:ind w:left="-566.9291338582677" w:firstLine="0"/>
+        <w:jc w:val="both"/>
+        <w:rPr>
+          <w:rFonts w:ascii="Helvetica Neue" w:cs="Helvetica Neue" w:eastAsia="Helvetica Neue" w:hAnsi="Helvetica Neue"/>
+          <w:sz w:val="24"/>
+          <w:szCs w:val="24"/>
         </w:rPr>
       </w:pPr>
       <w:r>
@@ -383,23 +666,18 @@
         <w:jc w:val="both"/>
         <w:rPr>
           <w:rFonts w:ascii="Helvetica Neue" w:cs="Helvetica Neue" w:eastAsia="Helvetica Neue" w:hAnsi="Helvetica Neue"/>
-          <w:sz w:val="28"/>
-          <w:szCs w:val="28"/>
-        </w:rPr>
-      </w:pPr>
-      <w:r>
-        <w:rPr>
-          <w:rFonts w:ascii="Helvetica Neue" w:cs="Helvetica Neue" w:eastAsia="Helvetica Neue" w:hAnsi="Helvetica Neue"/>
-          <w:sz w:val="28"/>
-          <w:szCs w:val="28"/>
+          <w:sz w:val="24"/>
+          <w:szCs w:val="24"/>
+        </w:rPr>
+      </w:pPr>
+      <w:r>
+        <w:rPr>
+          <w:rFonts w:ascii="Helvetica Neue" w:cs="Helvetica Neue" w:eastAsia="Helvetica Neue" w:hAnsi="Helvetica Neue"/>
+          <w:sz w:val="24"/>
+          <w:szCs w:val="24"/>
           <w:rtl w:val="0"/>
         </w:rPr>
         <w:t xml:space="preserve">простую;</w:t>
-      </w:r>
-      <w:r>
-        <w:rPr>
-          <w:rtl w:val="0"/>
-        </w:rPr>
       </w:r>
     </w:p>
     <w:p>
@@ -412,23 +690,18 @@
         <w:jc w:val="both"/>
         <w:rPr>
           <w:rFonts w:ascii="Helvetica Neue" w:cs="Helvetica Neue" w:eastAsia="Helvetica Neue" w:hAnsi="Helvetica Neue"/>
-          <w:sz w:val="28"/>
-          <w:szCs w:val="28"/>
-        </w:rPr>
-      </w:pPr>
-      <w:r>
-        <w:rPr>
-          <w:rFonts w:ascii="Helvetica Neue" w:cs="Helvetica Neue" w:eastAsia="Helvetica Neue" w:hAnsi="Helvetica Neue"/>
-          <w:sz w:val="28"/>
-          <w:szCs w:val="28"/>
+          <w:sz w:val="24"/>
+          <w:szCs w:val="24"/>
+        </w:rPr>
+      </w:pPr>
+      <w:r>
+        <w:rPr>
+          <w:rFonts w:ascii="Helvetica Neue" w:cs="Helvetica Neue" w:eastAsia="Helvetica Neue" w:hAnsi="Helvetica Neue"/>
+          <w:sz w:val="24"/>
+          <w:szCs w:val="24"/>
           <w:rtl w:val="0"/>
         </w:rPr>
         <w:t xml:space="preserve">усиленную неквалифицированную;</w:t>
-      </w:r>
-      <w:r>
-        <w:rPr>
-          <w:rtl w:val="0"/>
-        </w:rPr>
       </w:r>
     </w:p>
     <w:p>
@@ -441,60 +714,52 @@
         <w:jc w:val="both"/>
         <w:rPr>
           <w:rFonts w:ascii="Helvetica Neue" w:cs="Helvetica Neue" w:eastAsia="Helvetica Neue" w:hAnsi="Helvetica Neue"/>
-          <w:sz w:val="28"/>
-          <w:szCs w:val="28"/>
-        </w:rPr>
-      </w:pPr>
-      <w:r>
-        <w:rPr>
-          <w:rFonts w:ascii="Helvetica Neue" w:cs="Helvetica Neue" w:eastAsia="Helvetica Neue" w:hAnsi="Helvetica Neue"/>
-          <w:sz w:val="28"/>
-          <w:szCs w:val="28"/>
+          <w:sz w:val="24"/>
+          <w:szCs w:val="24"/>
+        </w:rPr>
+      </w:pPr>
+      <w:r>
+        <w:rPr>
+          <w:rFonts w:ascii="Helvetica Neue" w:cs="Helvetica Neue" w:eastAsia="Helvetica Neue" w:hAnsi="Helvetica Neue"/>
+          <w:sz w:val="24"/>
+          <w:szCs w:val="24"/>
           <w:rtl w:val="0"/>
         </w:rPr>
         <w:t xml:space="preserve">усиленную квалифицированную.</w:t>
       </w:r>
-      <w:r>
-        <w:rPr>
-          <w:rtl w:val="0"/>
-        </w:rPr>
-      </w:r>
-    </w:p>
-    <w:p>
-      <w:pPr>
-        <w:ind w:left="-566.9291338582677" w:firstLine="0"/>
-        <w:jc w:val="both"/>
-        <w:rPr>
-          <w:rFonts w:ascii="Helvetica Neue" w:cs="Helvetica Neue" w:eastAsia="Helvetica Neue" w:hAnsi="Helvetica Neue"/>
-          <w:sz w:val="28"/>
-          <w:szCs w:val="28"/>
-        </w:rPr>
-      </w:pPr>
-      <w:r>
-        <w:rPr>
-          <w:rtl w:val="0"/>
-        </w:rPr>
-      </w:r>
-    </w:p>
-    <w:p>
-      <w:pPr>
-        <w:ind w:left="-566.9291338582677" w:firstLine="0"/>
-        <w:jc w:val="both"/>
-        <w:rPr>
-          <w:rFonts w:ascii="Helvetica Neue" w:cs="Helvetica Neue" w:eastAsia="Helvetica Neue" w:hAnsi="Helvetica Neue"/>
-          <w:b w:val="1"/>
-          <w:bCs w:val="1"/>
-          <w:sz w:val="32"/>
-          <w:szCs w:val="32"/>
-        </w:rPr>
-      </w:pPr>
-      <w:r>
-        <w:rPr>
-          <w:rFonts w:ascii="Helvetica Neue" w:cs="Helvetica Neue" w:eastAsia="Helvetica Neue" w:hAnsi="Helvetica Neue"/>
-          <w:b w:val="1"/>
-          <w:bCs w:val="1"/>
-          <w:sz w:val="32"/>
-          <w:szCs w:val="32"/>
+    </w:p>
+    <w:p>
+      <w:pPr>
+        <w:ind w:left="-566.9291338582677" w:firstLine="0"/>
+        <w:jc w:val="both"/>
+        <w:rPr>
+          <w:rFonts w:ascii="Helvetica Neue" w:cs="Helvetica Neue" w:eastAsia="Helvetica Neue" w:hAnsi="Helvetica Neue"/>
+          <w:sz w:val="24"/>
+          <w:szCs w:val="24"/>
+        </w:rPr>
+      </w:pPr>
+      <w:r>
+        <w:rPr>
+          <w:rtl w:val="0"/>
+        </w:rPr>
+      </w:r>
+    </w:p>
+    <w:p>
+      <w:pPr>
+        <w:pStyle w:val="Heading2"/>
+        <w:ind w:left="-566.9291338582677" w:firstLine="0"/>
+        <w:jc w:val="both"/>
+        <w:rPr>
+          <w:sz w:val="24"/>
+          <w:szCs w:val="24"/>
+        </w:rPr>
+      </w:pPr>
+      <w:bookmarkStart w:colFirst="0" w:colLast="0" w:name="_heading=h.k9698njtvvye" w:id="2"/>
+      <w:bookmarkEnd w:id="2"/>
+      <w:r>
+        <w:rPr>
+          <w:sz w:val="24"/>
+          <w:szCs w:val="24"/>
           <w:rtl w:val="0"/>
         </w:rPr>
         <w:t xml:space="preserve">Простая электронная подпись</w:t>
@@ -506,31 +771,31 @@
         <w:jc w:val="both"/>
         <w:rPr>
           <w:rFonts w:ascii="Helvetica Neue" w:cs="Helvetica Neue" w:eastAsia="Helvetica Neue" w:hAnsi="Helvetica Neue"/>
-          <w:sz w:val="28"/>
-          <w:szCs w:val="28"/>
-        </w:rPr>
-      </w:pPr>
-      <w:r>
-        <w:rPr>
-          <w:rtl w:val="0"/>
-        </w:rPr>
-      </w:r>
-    </w:p>
-    <w:p>
-      <w:pPr>
-        <w:ind w:left="-566.9291338582677" w:firstLine="0"/>
-        <w:jc w:val="both"/>
-        <w:rPr>
-          <w:rFonts w:ascii="Helvetica Neue" w:cs="Helvetica Neue" w:eastAsia="Helvetica Neue" w:hAnsi="Helvetica Neue"/>
-          <w:sz w:val="28"/>
-          <w:szCs w:val="28"/>
-        </w:rPr>
-      </w:pPr>
-      <w:r>
-        <w:rPr>
-          <w:rFonts w:ascii="Helvetica Neue" w:cs="Helvetica Neue" w:eastAsia="Helvetica Neue" w:hAnsi="Helvetica Neue"/>
-          <w:sz w:val="28"/>
-          <w:szCs w:val="28"/>
+          <w:sz w:val="24"/>
+          <w:szCs w:val="24"/>
+        </w:rPr>
+      </w:pPr>
+      <w:r>
+        <w:rPr>
+          <w:rtl w:val="0"/>
+        </w:rPr>
+      </w:r>
+    </w:p>
+    <w:p>
+      <w:pPr>
+        <w:ind w:left="-566.9291338582677" w:firstLine="0"/>
+        <w:jc w:val="both"/>
+        <w:rPr>
+          <w:rFonts w:ascii="Helvetica Neue" w:cs="Helvetica Neue" w:eastAsia="Helvetica Neue" w:hAnsi="Helvetica Neue"/>
+          <w:sz w:val="24"/>
+          <w:szCs w:val="24"/>
+        </w:rPr>
+      </w:pPr>
+      <w:r>
+        <w:rPr>
+          <w:rFonts w:ascii="Helvetica Neue" w:cs="Helvetica Neue" w:eastAsia="Helvetica Neue" w:hAnsi="Helvetica Neue"/>
+          <w:sz w:val="24"/>
+          <w:szCs w:val="24"/>
           <w:rtl w:val="0"/>
         </w:rPr>
         <w:t xml:space="preserve">Простая электронная подпись подтверждает, что определенное действие совершил конкретный пользователь. Она создается с использованием кодов, паролей, SMS-кодов или иных способов идентификации.</w:t>
@@ -542,31 +807,31 @@
         <w:jc w:val="both"/>
         <w:rPr>
           <w:rFonts w:ascii="Helvetica Neue" w:cs="Helvetica Neue" w:eastAsia="Helvetica Neue" w:hAnsi="Helvetica Neue"/>
-          <w:sz w:val="28"/>
-          <w:szCs w:val="28"/>
-        </w:rPr>
-      </w:pPr>
-      <w:r>
-        <w:rPr>
-          <w:rtl w:val="0"/>
-        </w:rPr>
-      </w:r>
-    </w:p>
-    <w:p>
-      <w:pPr>
-        <w:ind w:left="-566.9291338582677" w:firstLine="0"/>
-        <w:jc w:val="both"/>
-        <w:rPr>
-          <w:rFonts w:ascii="Helvetica Neue" w:cs="Helvetica Neue" w:eastAsia="Helvetica Neue" w:hAnsi="Helvetica Neue"/>
-          <w:sz w:val="28"/>
-          <w:szCs w:val="28"/>
-        </w:rPr>
-      </w:pPr>
-      <w:r>
-        <w:rPr>
-          <w:rFonts w:ascii="Helvetica Neue" w:cs="Helvetica Neue" w:eastAsia="Helvetica Neue" w:hAnsi="Helvetica Neue"/>
-          <w:sz w:val="28"/>
-          <w:szCs w:val="28"/>
+          <w:sz w:val="24"/>
+          <w:szCs w:val="24"/>
+        </w:rPr>
+      </w:pPr>
+      <w:r>
+        <w:rPr>
+          <w:rtl w:val="0"/>
+        </w:rPr>
+      </w:r>
+    </w:p>
+    <w:p>
+      <w:pPr>
+        <w:ind w:left="-566.9291338582677" w:firstLine="0"/>
+        <w:jc w:val="both"/>
+        <w:rPr>
+          <w:rFonts w:ascii="Helvetica Neue" w:cs="Helvetica Neue" w:eastAsia="Helvetica Neue" w:hAnsi="Helvetica Neue"/>
+          <w:sz w:val="24"/>
+          <w:szCs w:val="24"/>
+        </w:rPr>
+      </w:pPr>
+      <w:r>
+        <w:rPr>
+          <w:rFonts w:ascii="Helvetica Neue" w:cs="Helvetica Neue" w:eastAsia="Helvetica Neue" w:hAnsi="Helvetica Neue"/>
+          <w:sz w:val="24"/>
+          <w:szCs w:val="24"/>
           <w:rtl w:val="0"/>
         </w:rPr>
         <w:t xml:space="preserve">Например, ввод одноразового кода из SMS при подтверждении операции в банке или подтверждение действий через учетную запись на портале «Госуслуги» в некоторых случаях является использованием простой электронной подписи.</w:t>
@@ -578,35 +843,32 @@
         <w:jc w:val="both"/>
         <w:rPr>
           <w:rFonts w:ascii="Helvetica Neue" w:cs="Helvetica Neue" w:eastAsia="Helvetica Neue" w:hAnsi="Helvetica Neue"/>
-          <w:sz w:val="28"/>
-          <w:szCs w:val="28"/>
-        </w:rPr>
-      </w:pPr>
-      <w:r>
-        <w:rPr>
-          <w:rtl w:val="0"/>
-        </w:rPr>
-      </w:r>
-    </w:p>
-    <w:p>
-      <w:pPr>
-        <w:ind w:left="-566.9291338582677" w:firstLine="0"/>
-        <w:jc w:val="both"/>
-        <w:rPr>
-          <w:rFonts w:ascii="Helvetica Neue" w:cs="Helvetica Neue" w:eastAsia="Helvetica Neue" w:hAnsi="Helvetica Neue"/>
-          <w:b w:val="1"/>
-          <w:bCs w:val="1"/>
-          <w:sz w:val="32"/>
-          <w:szCs w:val="32"/>
-        </w:rPr>
-      </w:pPr>
-      <w:r>
-        <w:rPr>
-          <w:rFonts w:ascii="Helvetica Neue" w:cs="Helvetica Neue" w:eastAsia="Helvetica Neue" w:hAnsi="Helvetica Neue"/>
-          <w:b w:val="1"/>
-          <w:bCs w:val="1"/>
-          <w:sz w:val="32"/>
-          <w:szCs w:val="32"/>
+          <w:sz w:val="24"/>
+          <w:szCs w:val="24"/>
+        </w:rPr>
+      </w:pPr>
+      <w:r>
+        <w:rPr>
+          <w:rtl w:val="0"/>
+        </w:rPr>
+      </w:r>
+    </w:p>
+    <w:p>
+      <w:pPr>
+        <w:pStyle w:val="Heading2"/>
+        <w:ind w:left="-566.9291338582677" w:firstLine="0"/>
+        <w:jc w:val="both"/>
+        <w:rPr>
+          <w:sz w:val="24"/>
+          <w:szCs w:val="24"/>
+        </w:rPr>
+      </w:pPr>
+      <w:bookmarkStart w:colFirst="0" w:colLast="0" w:name="_heading=h.tlut66v5je5m" w:id="3"/>
+      <w:bookmarkEnd w:id="3"/>
+      <w:r>
+        <w:rPr>
+          <w:sz w:val="24"/>
+          <w:szCs w:val="24"/>
           <w:rtl w:val="0"/>
         </w:rPr>
         <w:t xml:space="preserve">Усиленная неквалифицированная электронная подпись</w:t>
@@ -618,31 +880,31 @@
         <w:jc w:val="both"/>
         <w:rPr>
           <w:rFonts w:ascii="Helvetica Neue" w:cs="Helvetica Neue" w:eastAsia="Helvetica Neue" w:hAnsi="Helvetica Neue"/>
-          <w:sz w:val="28"/>
-          <w:szCs w:val="28"/>
-        </w:rPr>
-      </w:pPr>
-      <w:r>
-        <w:rPr>
-          <w:rtl w:val="0"/>
-        </w:rPr>
-      </w:r>
-    </w:p>
-    <w:p>
-      <w:pPr>
-        <w:ind w:left="-566.9291338582677" w:firstLine="0"/>
-        <w:jc w:val="both"/>
-        <w:rPr>
-          <w:rFonts w:ascii="Helvetica Neue" w:cs="Helvetica Neue" w:eastAsia="Helvetica Neue" w:hAnsi="Helvetica Neue"/>
-          <w:sz w:val="28"/>
-          <w:szCs w:val="28"/>
-        </w:rPr>
-      </w:pPr>
-      <w:r>
-        <w:rPr>
-          <w:rFonts w:ascii="Helvetica Neue" w:cs="Helvetica Neue" w:eastAsia="Helvetica Neue" w:hAnsi="Helvetica Neue"/>
-          <w:sz w:val="28"/>
-          <w:szCs w:val="28"/>
+          <w:sz w:val="24"/>
+          <w:szCs w:val="24"/>
+        </w:rPr>
+      </w:pPr>
+      <w:r>
+        <w:rPr>
+          <w:rtl w:val="0"/>
+        </w:rPr>
+      </w:r>
+    </w:p>
+    <w:p>
+      <w:pPr>
+        <w:ind w:left="-566.9291338582677" w:firstLine="0"/>
+        <w:jc w:val="both"/>
+        <w:rPr>
+          <w:rFonts w:ascii="Helvetica Neue" w:cs="Helvetica Neue" w:eastAsia="Helvetica Neue" w:hAnsi="Helvetica Neue"/>
+          <w:sz w:val="24"/>
+          <w:szCs w:val="24"/>
+        </w:rPr>
+      </w:pPr>
+      <w:r>
+        <w:rPr>
+          <w:rFonts w:ascii="Helvetica Neue" w:cs="Helvetica Neue" w:eastAsia="Helvetica Neue" w:hAnsi="Helvetica Neue"/>
+          <w:sz w:val="24"/>
+          <w:szCs w:val="24"/>
           <w:rtl w:val="0"/>
         </w:rPr>
         <w:t xml:space="preserve">Усиленная неквалифицированная электронная подпись создается с использованием криптографических средств защиты информации. Она:</w:t>
@@ -654,8 +916,8 @@
         <w:jc w:val="both"/>
         <w:rPr>
           <w:rFonts w:ascii="Helvetica Neue" w:cs="Helvetica Neue" w:eastAsia="Helvetica Neue" w:hAnsi="Helvetica Neue"/>
-          <w:sz w:val="28"/>
-          <w:szCs w:val="28"/>
+          <w:sz w:val="24"/>
+          <w:szCs w:val="24"/>
         </w:rPr>
       </w:pPr>
       <w:r>
@@ -674,23 +936,18 @@
         <w:jc w:val="both"/>
         <w:rPr>
           <w:rFonts w:ascii="Helvetica Neue" w:cs="Helvetica Neue" w:eastAsia="Helvetica Neue" w:hAnsi="Helvetica Neue"/>
-          <w:sz w:val="28"/>
-          <w:szCs w:val="28"/>
-        </w:rPr>
-      </w:pPr>
-      <w:r>
-        <w:rPr>
-          <w:rFonts w:ascii="Helvetica Neue" w:cs="Helvetica Neue" w:eastAsia="Helvetica Neue" w:hAnsi="Helvetica Neue"/>
-          <w:sz w:val="28"/>
-          <w:szCs w:val="28"/>
+          <w:sz w:val="24"/>
+          <w:szCs w:val="24"/>
+        </w:rPr>
+      </w:pPr>
+      <w:r>
+        <w:rPr>
+          <w:rFonts w:ascii="Helvetica Neue" w:cs="Helvetica Neue" w:eastAsia="Helvetica Neue" w:hAnsi="Helvetica Neue"/>
+          <w:sz w:val="24"/>
+          <w:szCs w:val="24"/>
           <w:rtl w:val="0"/>
         </w:rPr>
         <w:t xml:space="preserve">позволяет достоверно определить лицо, подписавшее документ;</w:t>
-      </w:r>
-      <w:r>
-        <w:rPr>
-          <w:rtl w:val="0"/>
-        </w:rPr>
       </w:r>
     </w:p>
     <w:p>
@@ -703,23 +960,18 @@
         <w:jc w:val="both"/>
         <w:rPr>
           <w:rFonts w:ascii="Helvetica Neue" w:cs="Helvetica Neue" w:eastAsia="Helvetica Neue" w:hAnsi="Helvetica Neue"/>
-          <w:sz w:val="28"/>
-          <w:szCs w:val="28"/>
-        </w:rPr>
-      </w:pPr>
-      <w:r>
-        <w:rPr>
-          <w:rFonts w:ascii="Helvetica Neue" w:cs="Helvetica Neue" w:eastAsia="Helvetica Neue" w:hAnsi="Helvetica Neue"/>
-          <w:sz w:val="28"/>
-          <w:szCs w:val="28"/>
+          <w:sz w:val="24"/>
+          <w:szCs w:val="24"/>
+        </w:rPr>
+      </w:pPr>
+      <w:r>
+        <w:rPr>
+          <w:rFonts w:ascii="Helvetica Neue" w:cs="Helvetica Neue" w:eastAsia="Helvetica Neue" w:hAnsi="Helvetica Neue"/>
+          <w:sz w:val="24"/>
+          <w:szCs w:val="24"/>
           <w:rtl w:val="0"/>
         </w:rPr>
         <w:t xml:space="preserve">позволяет установить, вносились ли изменения в документ после подписания;</w:t>
-      </w:r>
-      <w:r>
-        <w:rPr>
-          <w:rtl w:val="0"/>
-        </w:rPr>
       </w:r>
     </w:p>
     <w:p>
@@ -732,56 +984,51 @@
         <w:jc w:val="both"/>
         <w:rPr>
           <w:rFonts w:ascii="Helvetica Neue" w:cs="Helvetica Neue" w:eastAsia="Helvetica Neue" w:hAnsi="Helvetica Neue"/>
-          <w:sz w:val="28"/>
-          <w:szCs w:val="28"/>
-        </w:rPr>
-      </w:pPr>
-      <w:r>
-        <w:rPr>
-          <w:rFonts w:ascii="Helvetica Neue" w:cs="Helvetica Neue" w:eastAsia="Helvetica Neue" w:hAnsi="Helvetica Neue"/>
-          <w:sz w:val="28"/>
-          <w:szCs w:val="28"/>
+          <w:sz w:val="24"/>
+          <w:szCs w:val="24"/>
+        </w:rPr>
+      </w:pPr>
+      <w:r>
+        <w:rPr>
+          <w:rFonts w:ascii="Helvetica Neue" w:cs="Helvetica Neue" w:eastAsia="Helvetica Neue" w:hAnsi="Helvetica Neue"/>
+          <w:sz w:val="24"/>
+          <w:szCs w:val="24"/>
           <w:rtl w:val="0"/>
         </w:rPr>
         <w:t xml:space="preserve">создается с использованием специальных средств электронной подписи.</w:t>
       </w:r>
-      <w:r>
-        <w:rPr>
-          <w:rtl w:val="0"/>
-        </w:rPr>
-      </w:r>
-    </w:p>
-    <w:p>
-      <w:pPr>
-        <w:ind w:left="-566.9291338582677" w:firstLine="0"/>
-        <w:jc w:val="both"/>
-        <w:rPr>
-          <w:rFonts w:ascii="Helvetica Neue" w:cs="Helvetica Neue" w:eastAsia="Helvetica Neue" w:hAnsi="Helvetica Neue"/>
-          <w:sz w:val="28"/>
-          <w:szCs w:val="28"/>
-        </w:rPr>
-      </w:pPr>
-      <w:r>
-        <w:rPr>
-          <w:rtl w:val="0"/>
-        </w:rPr>
-      </w:r>
-    </w:p>
-    <w:p>
-      <w:pPr>
-        <w:ind w:left="-566.9291338582677" w:firstLine="0"/>
-        <w:jc w:val="both"/>
-        <w:rPr>
-          <w:rFonts w:ascii="Helvetica Neue" w:cs="Helvetica Neue" w:eastAsia="Helvetica Neue" w:hAnsi="Helvetica Neue"/>
-          <w:sz w:val="28"/>
-          <w:szCs w:val="28"/>
-        </w:rPr>
-      </w:pPr>
-      <w:r>
-        <w:rPr>
-          <w:rFonts w:ascii="Helvetica Neue" w:cs="Helvetica Neue" w:eastAsia="Helvetica Neue" w:hAnsi="Helvetica Neue"/>
-          <w:sz w:val="28"/>
-          <w:szCs w:val="28"/>
+    </w:p>
+    <w:p>
+      <w:pPr>
+        <w:ind w:left="-566.9291338582677" w:firstLine="0"/>
+        <w:jc w:val="both"/>
+        <w:rPr>
+          <w:rFonts w:ascii="Helvetica Neue" w:cs="Helvetica Neue" w:eastAsia="Helvetica Neue" w:hAnsi="Helvetica Neue"/>
+          <w:sz w:val="24"/>
+          <w:szCs w:val="24"/>
+        </w:rPr>
+      </w:pPr>
+      <w:r>
+        <w:rPr>
+          <w:rtl w:val="0"/>
+        </w:rPr>
+      </w:r>
+    </w:p>
+    <w:p>
+      <w:pPr>
+        <w:ind w:left="-566.9291338582677" w:firstLine="0"/>
+        <w:jc w:val="both"/>
+        <w:rPr>
+          <w:rFonts w:ascii="Helvetica Neue" w:cs="Helvetica Neue" w:eastAsia="Helvetica Neue" w:hAnsi="Helvetica Neue"/>
+          <w:sz w:val="24"/>
+          <w:szCs w:val="24"/>
+        </w:rPr>
+      </w:pPr>
+      <w:r>
+        <w:rPr>
+          <w:rFonts w:ascii="Helvetica Neue" w:cs="Helvetica Neue" w:eastAsia="Helvetica Neue" w:hAnsi="Helvetica Neue"/>
+          <w:sz w:val="24"/>
+          <w:szCs w:val="24"/>
           <w:rtl w:val="0"/>
         </w:rPr>
         <w:t xml:space="preserve">Такой вид подписи обеспечивает более высокий уровень защиты по сравнению с простой электронной подписью.</w:t>
@@ -793,35 +1040,32 @@
         <w:jc w:val="both"/>
         <w:rPr>
           <w:rFonts w:ascii="Helvetica Neue" w:cs="Helvetica Neue" w:eastAsia="Helvetica Neue" w:hAnsi="Helvetica Neue"/>
-          <w:sz w:val="28"/>
-          <w:szCs w:val="28"/>
-        </w:rPr>
-      </w:pPr>
-      <w:r>
-        <w:rPr>
-          <w:rtl w:val="0"/>
-        </w:rPr>
-      </w:r>
-    </w:p>
-    <w:p>
-      <w:pPr>
-        <w:ind w:left="-566.9291338582677" w:firstLine="0"/>
-        <w:jc w:val="both"/>
-        <w:rPr>
-          <w:rFonts w:ascii="Helvetica Neue" w:cs="Helvetica Neue" w:eastAsia="Helvetica Neue" w:hAnsi="Helvetica Neue"/>
-          <w:b w:val="1"/>
-          <w:bCs w:val="1"/>
-          <w:sz w:val="32"/>
-          <w:szCs w:val="32"/>
-        </w:rPr>
-      </w:pPr>
-      <w:r>
-        <w:rPr>
-          <w:rFonts w:ascii="Helvetica Neue" w:cs="Helvetica Neue" w:eastAsia="Helvetica Neue" w:hAnsi="Helvetica Neue"/>
-          <w:b w:val="1"/>
-          <w:bCs w:val="1"/>
-          <w:sz w:val="32"/>
-          <w:szCs w:val="32"/>
+          <w:sz w:val="24"/>
+          <w:szCs w:val="24"/>
+        </w:rPr>
+      </w:pPr>
+      <w:r>
+        <w:rPr>
+          <w:rtl w:val="0"/>
+        </w:rPr>
+      </w:r>
+    </w:p>
+    <w:p>
+      <w:pPr>
+        <w:pStyle w:val="Heading2"/>
+        <w:ind w:left="-566.9291338582677" w:firstLine="0"/>
+        <w:jc w:val="both"/>
+        <w:rPr>
+          <w:sz w:val="24"/>
+          <w:szCs w:val="24"/>
+        </w:rPr>
+      </w:pPr>
+      <w:bookmarkStart w:colFirst="0" w:colLast="0" w:name="_heading=h.etcl2dtt89vi" w:id="4"/>
+      <w:bookmarkEnd w:id="4"/>
+      <w:r>
+        <w:rPr>
+          <w:sz w:val="24"/>
+          <w:szCs w:val="24"/>
           <w:rtl w:val="0"/>
         </w:rPr>
         <w:t xml:space="preserve">Усиленная квалифицированная электронная подпись</w:t>
@@ -833,31 +1077,31 @@
         <w:jc w:val="both"/>
         <w:rPr>
           <w:rFonts w:ascii="Helvetica Neue" w:cs="Helvetica Neue" w:eastAsia="Helvetica Neue" w:hAnsi="Helvetica Neue"/>
-          <w:sz w:val="28"/>
-          <w:szCs w:val="28"/>
-        </w:rPr>
-      </w:pPr>
-      <w:r>
-        <w:rPr>
-          <w:rtl w:val="0"/>
-        </w:rPr>
-      </w:r>
-    </w:p>
-    <w:p>
-      <w:pPr>
-        <w:ind w:left="-566.9291338582677" w:firstLine="0"/>
-        <w:jc w:val="both"/>
-        <w:rPr>
-          <w:rFonts w:ascii="Helvetica Neue" w:cs="Helvetica Neue" w:eastAsia="Helvetica Neue" w:hAnsi="Helvetica Neue"/>
-          <w:sz w:val="28"/>
-          <w:szCs w:val="28"/>
-        </w:rPr>
-      </w:pPr>
-      <w:r>
-        <w:rPr>
-          <w:rFonts w:ascii="Helvetica Neue" w:cs="Helvetica Neue" w:eastAsia="Helvetica Neue" w:hAnsi="Helvetica Neue"/>
-          <w:sz w:val="28"/>
-          <w:szCs w:val="28"/>
+          <w:sz w:val="24"/>
+          <w:szCs w:val="24"/>
+        </w:rPr>
+      </w:pPr>
+      <w:r>
+        <w:rPr>
+          <w:rtl w:val="0"/>
+        </w:rPr>
+      </w:r>
+    </w:p>
+    <w:p>
+      <w:pPr>
+        <w:ind w:left="-566.9291338582677" w:firstLine="0"/>
+        <w:jc w:val="both"/>
+        <w:rPr>
+          <w:rFonts w:ascii="Helvetica Neue" w:cs="Helvetica Neue" w:eastAsia="Helvetica Neue" w:hAnsi="Helvetica Neue"/>
+          <w:sz w:val="24"/>
+          <w:szCs w:val="24"/>
+        </w:rPr>
+      </w:pPr>
+      <w:r>
+        <w:rPr>
+          <w:rFonts w:ascii="Helvetica Neue" w:cs="Helvetica Neue" w:eastAsia="Helvetica Neue" w:hAnsi="Helvetica Neue"/>
+          <w:sz w:val="24"/>
+          <w:szCs w:val="24"/>
           <w:rtl w:val="0"/>
         </w:rPr>
         <w:t xml:space="preserve">Усиленная квалифицированная электронная подпись (УКЭП) является наиболее защищенным видом электронной подписи. Она обладает всеми свойствами усиленной неквалифицированной подписи, а также отвечает дополнительным требованиям закона:</w:t>
@@ -869,8 +1113,8 @@
         <w:jc w:val="both"/>
         <w:rPr>
           <w:rFonts w:ascii="Helvetica Neue" w:cs="Helvetica Neue" w:eastAsia="Helvetica Neue" w:hAnsi="Helvetica Neue"/>
-          <w:sz w:val="28"/>
-          <w:szCs w:val="28"/>
+          <w:sz w:val="24"/>
+          <w:szCs w:val="24"/>
         </w:rPr>
       </w:pPr>
       <w:r>
@@ -889,23 +1133,18 @@
         <w:jc w:val="both"/>
         <w:rPr>
           <w:rFonts w:ascii="Helvetica Neue" w:cs="Helvetica Neue" w:eastAsia="Helvetica Neue" w:hAnsi="Helvetica Neue"/>
-          <w:sz w:val="28"/>
-          <w:szCs w:val="28"/>
-        </w:rPr>
-      </w:pPr>
-      <w:r>
-        <w:rPr>
-          <w:rFonts w:ascii="Helvetica Neue" w:cs="Helvetica Neue" w:eastAsia="Helvetica Neue" w:hAnsi="Helvetica Neue"/>
-          <w:sz w:val="28"/>
-          <w:szCs w:val="28"/>
+          <w:sz w:val="24"/>
+          <w:szCs w:val="24"/>
+        </w:rPr>
+      </w:pPr>
+      <w:r>
+        <w:rPr>
+          <w:rFonts w:ascii="Helvetica Neue" w:cs="Helvetica Neue" w:eastAsia="Helvetica Neue" w:hAnsi="Helvetica Neue"/>
+          <w:sz w:val="24"/>
+          <w:szCs w:val="24"/>
           <w:rtl w:val="0"/>
         </w:rPr>
         <w:t xml:space="preserve">сертификат ключа проверки подписи выдается аккредитованным удостоверяющим центром;</w:t>
-      </w:r>
-      <w:r>
-        <w:rPr>
-          <w:rtl w:val="0"/>
-        </w:rPr>
       </w:r>
     </w:p>
     <w:p>
@@ -918,56 +1157,51 @@
         <w:jc w:val="both"/>
         <w:rPr>
           <w:rFonts w:ascii="Helvetica Neue" w:cs="Helvetica Neue" w:eastAsia="Helvetica Neue" w:hAnsi="Helvetica Neue"/>
-          <w:sz w:val="28"/>
-          <w:szCs w:val="28"/>
-        </w:rPr>
-      </w:pPr>
-      <w:r>
-        <w:rPr>
-          <w:rFonts w:ascii="Helvetica Neue" w:cs="Helvetica Neue" w:eastAsia="Helvetica Neue" w:hAnsi="Helvetica Neue"/>
-          <w:sz w:val="28"/>
-          <w:szCs w:val="28"/>
+          <w:sz w:val="24"/>
+          <w:szCs w:val="24"/>
+        </w:rPr>
+      </w:pPr>
+      <w:r>
+        <w:rPr>
+          <w:rFonts w:ascii="Helvetica Neue" w:cs="Helvetica Neue" w:eastAsia="Helvetica Neue" w:hAnsi="Helvetica Neue"/>
+          <w:sz w:val="24"/>
+          <w:szCs w:val="24"/>
           <w:rtl w:val="0"/>
         </w:rPr>
         <w:t xml:space="preserve">при создании и проверке подписи используются сертифицированные средства криптографической защиты информации.</w:t>
       </w:r>
-      <w:r>
-        <w:rPr>
-          <w:rtl w:val="0"/>
-        </w:rPr>
-      </w:r>
-    </w:p>
-    <w:p>
-      <w:pPr>
-        <w:ind w:left="-566.9291338582677" w:firstLine="0"/>
-        <w:jc w:val="both"/>
-        <w:rPr>
-          <w:rFonts w:ascii="Helvetica Neue" w:cs="Helvetica Neue" w:eastAsia="Helvetica Neue" w:hAnsi="Helvetica Neue"/>
-          <w:sz w:val="28"/>
-          <w:szCs w:val="28"/>
-        </w:rPr>
-      </w:pPr>
-      <w:r>
-        <w:rPr>
-          <w:rtl w:val="0"/>
-        </w:rPr>
-      </w:r>
-    </w:p>
-    <w:p>
-      <w:pPr>
-        <w:ind w:left="-566.9291338582677" w:firstLine="0"/>
-        <w:jc w:val="both"/>
-        <w:rPr>
-          <w:rFonts w:ascii="Helvetica Neue" w:cs="Helvetica Neue" w:eastAsia="Helvetica Neue" w:hAnsi="Helvetica Neue"/>
-          <w:sz w:val="28"/>
-          <w:szCs w:val="28"/>
-        </w:rPr>
-      </w:pPr>
-      <w:r>
-        <w:rPr>
-          <w:rFonts w:ascii="Helvetica Neue" w:cs="Helvetica Neue" w:eastAsia="Helvetica Neue" w:hAnsi="Helvetica Neue"/>
-          <w:sz w:val="28"/>
-          <w:szCs w:val="28"/>
+    </w:p>
+    <w:p>
+      <w:pPr>
+        <w:ind w:left="-566.9291338582677" w:firstLine="0"/>
+        <w:jc w:val="both"/>
+        <w:rPr>
+          <w:rFonts w:ascii="Helvetica Neue" w:cs="Helvetica Neue" w:eastAsia="Helvetica Neue" w:hAnsi="Helvetica Neue"/>
+          <w:sz w:val="24"/>
+          <w:szCs w:val="24"/>
+        </w:rPr>
+      </w:pPr>
+      <w:r>
+        <w:rPr>
+          <w:rtl w:val="0"/>
+        </w:rPr>
+      </w:r>
+    </w:p>
+    <w:p>
+      <w:pPr>
+        <w:ind w:left="-566.9291338582677" w:firstLine="0"/>
+        <w:jc w:val="both"/>
+        <w:rPr>
+          <w:rFonts w:ascii="Helvetica Neue" w:cs="Helvetica Neue" w:eastAsia="Helvetica Neue" w:hAnsi="Helvetica Neue"/>
+          <w:sz w:val="24"/>
+          <w:szCs w:val="24"/>
+        </w:rPr>
+      </w:pPr>
+      <w:r>
+        <w:rPr>
+          <w:rFonts w:ascii="Helvetica Neue" w:cs="Helvetica Neue" w:eastAsia="Helvetica Neue" w:hAnsi="Helvetica Neue"/>
+          <w:sz w:val="24"/>
+          <w:szCs w:val="24"/>
           <w:rtl w:val="0"/>
         </w:rPr>
         <w:t xml:space="preserve">Именно усиленная квалифицированная электронная подпись применяется в наиболее значимых юридических процедурах, где требуется максимальная степень защиты и достоверности, в том числе при государственной регистрации прав на недвижимость. Для ее создания используются криптографические средства, соответствие которых подтверждено требованиями ФСБ России.</w:t>
@@ -979,35 +1213,32 @@
         <w:jc w:val="both"/>
         <w:rPr>
           <w:rFonts w:ascii="Helvetica Neue" w:cs="Helvetica Neue" w:eastAsia="Helvetica Neue" w:hAnsi="Helvetica Neue"/>
-          <w:sz w:val="28"/>
-          <w:szCs w:val="28"/>
-        </w:rPr>
-      </w:pPr>
-      <w:r>
-        <w:rPr>
-          <w:rtl w:val="0"/>
-        </w:rPr>
-      </w:r>
-    </w:p>
-    <w:p>
-      <w:pPr>
-        <w:ind w:left="-566.9291338582677" w:firstLine="0"/>
-        <w:jc w:val="both"/>
-        <w:rPr>
-          <w:rFonts w:ascii="Helvetica Neue" w:cs="Helvetica Neue" w:eastAsia="Helvetica Neue" w:hAnsi="Helvetica Neue"/>
-          <w:b w:val="1"/>
-          <w:bCs w:val="1"/>
-          <w:sz w:val="32"/>
-          <w:szCs w:val="32"/>
-        </w:rPr>
-      </w:pPr>
-      <w:r>
-        <w:rPr>
-          <w:rFonts w:ascii="Helvetica Neue" w:cs="Helvetica Neue" w:eastAsia="Helvetica Neue" w:hAnsi="Helvetica Neue"/>
-          <w:b w:val="1"/>
-          <w:bCs w:val="1"/>
-          <w:sz w:val="32"/>
-          <w:szCs w:val="32"/>
+          <w:sz w:val="24"/>
+          <w:szCs w:val="24"/>
+        </w:rPr>
+      </w:pPr>
+      <w:r>
+        <w:rPr>
+          <w:rtl w:val="0"/>
+        </w:rPr>
+      </w:r>
+    </w:p>
+    <w:p>
+      <w:pPr>
+        <w:pStyle w:val="Heading2"/>
+        <w:ind w:left="-566.9291338582677" w:firstLine="0"/>
+        <w:jc w:val="both"/>
+        <w:rPr>
+          <w:sz w:val="24"/>
+          <w:szCs w:val="24"/>
+        </w:rPr>
+      </w:pPr>
+      <w:bookmarkStart w:colFirst="0" w:colLast="0" w:name="_heading=h.pxydjrjh4l2h" w:id="5"/>
+      <w:bookmarkEnd w:id="5"/>
+      <w:r>
+        <w:rPr>
+          <w:sz w:val="24"/>
+          <w:szCs w:val="24"/>
           <w:rtl w:val="0"/>
         </w:rPr>
         <w:t xml:space="preserve">Как проходит сделка с недвижимостью с использованием УКЭП</w:t>
@@ -1019,31 +1250,31 @@
         <w:jc w:val="both"/>
         <w:rPr>
           <w:rFonts w:ascii="Helvetica Neue" w:cs="Helvetica Neue" w:eastAsia="Helvetica Neue" w:hAnsi="Helvetica Neue"/>
-          <w:sz w:val="28"/>
-          <w:szCs w:val="28"/>
-        </w:rPr>
-      </w:pPr>
-      <w:r>
-        <w:rPr>
-          <w:rtl w:val="0"/>
-        </w:rPr>
-      </w:r>
-    </w:p>
-    <w:p>
-      <w:pPr>
-        <w:ind w:left="-566.9291338582677" w:firstLine="0"/>
-        <w:jc w:val="both"/>
-        <w:rPr>
-          <w:rFonts w:ascii="Helvetica Neue" w:cs="Helvetica Neue" w:eastAsia="Helvetica Neue" w:hAnsi="Helvetica Neue"/>
-          <w:sz w:val="28"/>
-          <w:szCs w:val="28"/>
-        </w:rPr>
-      </w:pPr>
-      <w:r>
-        <w:rPr>
-          <w:rFonts w:ascii="Helvetica Neue" w:cs="Helvetica Neue" w:eastAsia="Helvetica Neue" w:hAnsi="Helvetica Neue"/>
-          <w:sz w:val="28"/>
-          <w:szCs w:val="28"/>
+          <w:sz w:val="24"/>
+          <w:szCs w:val="24"/>
+        </w:rPr>
+      </w:pPr>
+      <w:r>
+        <w:rPr>
+          <w:rtl w:val="0"/>
+        </w:rPr>
+      </w:r>
+    </w:p>
+    <w:p>
+      <w:pPr>
+        <w:ind w:left="-566.9291338582677" w:firstLine="0"/>
+        <w:jc w:val="both"/>
+        <w:rPr>
+          <w:rFonts w:ascii="Helvetica Neue" w:cs="Helvetica Neue" w:eastAsia="Helvetica Neue" w:hAnsi="Helvetica Neue"/>
+          <w:sz w:val="24"/>
+          <w:szCs w:val="24"/>
+        </w:rPr>
+      </w:pPr>
+      <w:r>
+        <w:rPr>
+          <w:rFonts w:ascii="Helvetica Neue" w:cs="Helvetica Neue" w:eastAsia="Helvetica Neue" w:hAnsi="Helvetica Neue"/>
+          <w:sz w:val="24"/>
+          <w:szCs w:val="24"/>
           <w:rtl w:val="0"/>
         </w:rPr>
         <w:t xml:space="preserve">Одной из наиболее востребованных сфер применения усиленной квалифицированной электронной подписи является электронная регистрация сделок с недвижимостью. При использовании сервиса «Электронная регистрация» процедура проходит в несколько этапов. В первую очередь сотрудники банка проводят идентификацию личности всех участников сделки — продавцов и покупателей. Сделка может быть проведена через представителя по доверенности, однако существуют исключения. Такой порядок невозможен, если:</w:t>
@@ -1055,8 +1286,8 @@
         <w:jc w:val="both"/>
         <w:rPr>
           <w:rFonts w:ascii="Helvetica Neue" w:cs="Helvetica Neue" w:eastAsia="Helvetica Neue" w:hAnsi="Helvetica Neue"/>
-          <w:sz w:val="28"/>
-          <w:szCs w:val="28"/>
+          <w:sz w:val="24"/>
+          <w:szCs w:val="24"/>
         </w:rPr>
       </w:pPr>
       <w:r>
@@ -1075,23 +1306,18 @@
         <w:jc w:val="both"/>
         <w:rPr>
           <w:rFonts w:ascii="Helvetica Neue" w:cs="Helvetica Neue" w:eastAsia="Helvetica Neue" w:hAnsi="Helvetica Neue"/>
-          <w:sz w:val="28"/>
-          <w:szCs w:val="28"/>
-        </w:rPr>
-      </w:pPr>
-      <w:r>
-        <w:rPr>
-          <w:rFonts w:ascii="Helvetica Neue" w:cs="Helvetica Neue" w:eastAsia="Helvetica Neue" w:hAnsi="Helvetica Neue"/>
-          <w:sz w:val="28"/>
-          <w:szCs w:val="28"/>
+          <w:sz w:val="24"/>
+          <w:szCs w:val="24"/>
+        </w:rPr>
+      </w:pPr>
+      <w:r>
+        <w:rPr>
+          <w:rFonts w:ascii="Helvetica Neue" w:cs="Helvetica Neue" w:eastAsia="Helvetica Neue" w:hAnsi="Helvetica Neue"/>
+          <w:sz w:val="24"/>
+          <w:szCs w:val="24"/>
           <w:rtl w:val="0"/>
         </w:rPr>
         <w:t xml:space="preserve">в Едином государственном реестре недвижимости (ЕГРН) имеется отметка о запрете государственной регистрации без личного участия собственника;</w:t>
-      </w:r>
-      <w:r>
-        <w:rPr>
-          <w:rtl w:val="0"/>
-        </w:rPr>
       </w:r>
     </w:p>
     <w:p>
@@ -1104,56 +1330,51 @@
         <w:jc w:val="both"/>
         <w:rPr>
           <w:rFonts w:ascii="Helvetica Neue" w:cs="Helvetica Neue" w:eastAsia="Helvetica Neue" w:hAnsi="Helvetica Neue"/>
-          <w:sz w:val="28"/>
-          <w:szCs w:val="28"/>
-        </w:rPr>
-      </w:pPr>
-      <w:r>
-        <w:rPr>
-          <w:rFonts w:ascii="Helvetica Neue" w:cs="Helvetica Neue" w:eastAsia="Helvetica Neue" w:hAnsi="Helvetica Neue"/>
-          <w:sz w:val="28"/>
-          <w:szCs w:val="28"/>
+          <w:sz w:val="24"/>
+          <w:szCs w:val="24"/>
+        </w:rPr>
+      </w:pPr>
+      <w:r>
+        <w:rPr>
+          <w:rFonts w:ascii="Helvetica Neue" w:cs="Helvetica Neue" w:eastAsia="Helvetica Neue" w:hAnsi="Helvetica Neue"/>
+          <w:sz w:val="24"/>
+          <w:szCs w:val="24"/>
           <w:rtl w:val="0"/>
         </w:rPr>
         <w:t xml:space="preserve">покупателем является юридическое лицо (за исключением отдельных инвестиционных сделок), поскольку в этом случае участие представителя со стороны покупателя не допускается.</w:t>
       </w:r>
-      <w:r>
-        <w:rPr>
-          <w:rtl w:val="0"/>
-        </w:rPr>
-      </w:r>
-    </w:p>
-    <w:p>
-      <w:pPr>
-        <w:ind w:left="-566.9291338582677" w:firstLine="0"/>
-        <w:jc w:val="both"/>
-        <w:rPr>
-          <w:rFonts w:ascii="Helvetica Neue" w:cs="Helvetica Neue" w:eastAsia="Helvetica Neue" w:hAnsi="Helvetica Neue"/>
-          <w:sz w:val="28"/>
-          <w:szCs w:val="28"/>
-        </w:rPr>
-      </w:pPr>
-      <w:r>
-        <w:rPr>
-          <w:rtl w:val="0"/>
-        </w:rPr>
-      </w:r>
-    </w:p>
-    <w:p>
-      <w:pPr>
-        <w:ind w:left="-566.9291338582677" w:firstLine="0"/>
-        <w:jc w:val="both"/>
-        <w:rPr>
-          <w:rFonts w:ascii="Helvetica Neue" w:cs="Helvetica Neue" w:eastAsia="Helvetica Neue" w:hAnsi="Helvetica Neue"/>
-          <w:sz w:val="28"/>
-          <w:szCs w:val="28"/>
-        </w:rPr>
-      </w:pPr>
-      <w:r>
-        <w:rPr>
-          <w:rFonts w:ascii="Helvetica Neue" w:cs="Helvetica Neue" w:eastAsia="Helvetica Neue" w:hAnsi="Helvetica Neue"/>
-          <w:sz w:val="28"/>
-          <w:szCs w:val="28"/>
+    </w:p>
+    <w:p>
+      <w:pPr>
+        <w:ind w:left="-566.9291338582677" w:firstLine="0"/>
+        <w:jc w:val="both"/>
+        <w:rPr>
+          <w:rFonts w:ascii="Helvetica Neue" w:cs="Helvetica Neue" w:eastAsia="Helvetica Neue" w:hAnsi="Helvetica Neue"/>
+          <w:sz w:val="24"/>
+          <w:szCs w:val="24"/>
+        </w:rPr>
+      </w:pPr>
+      <w:r>
+        <w:rPr>
+          <w:rtl w:val="0"/>
+        </w:rPr>
+      </w:r>
+    </w:p>
+    <w:p>
+      <w:pPr>
+        <w:ind w:left="-566.9291338582677" w:firstLine="0"/>
+        <w:jc w:val="both"/>
+        <w:rPr>
+          <w:rFonts w:ascii="Helvetica Neue" w:cs="Helvetica Neue" w:eastAsia="Helvetica Neue" w:hAnsi="Helvetica Neue"/>
+          <w:sz w:val="24"/>
+          <w:szCs w:val="24"/>
+        </w:rPr>
+      </w:pPr>
+      <w:r>
+        <w:rPr>
+          <w:rFonts w:ascii="Helvetica Neue" w:cs="Helvetica Neue" w:eastAsia="Helvetica Neue" w:hAnsi="Helvetica Neue"/>
+          <w:sz w:val="24"/>
+          <w:szCs w:val="24"/>
           <w:rtl w:val="0"/>
         </w:rPr>
         <w:t xml:space="preserve">После идентификации участники сделки лично подписывают договор на оказание услуги «Электронная регистрация» и предоставляют необходимые сведения, включая паспортные данные, СНИЛС, ИНН, номер телефона и адрес электронной почты.</w:t>
@@ -1165,71 +1386,90 @@
         <w:jc w:val="both"/>
         <w:rPr>
           <w:rFonts w:ascii="Helvetica Neue" w:cs="Helvetica Neue" w:eastAsia="Helvetica Neue" w:hAnsi="Helvetica Neue"/>
-          <w:sz w:val="28"/>
-          <w:szCs w:val="28"/>
-        </w:rPr>
-      </w:pPr>
-      <w:r>
-        <w:rPr>
-          <w:rtl w:val="0"/>
-        </w:rPr>
-      </w:r>
-    </w:p>
-    <w:p>
-      <w:pPr>
-        <w:ind w:left="-566.9291338582677" w:firstLine="0"/>
-        <w:jc w:val="both"/>
-        <w:rPr>
-          <w:rFonts w:ascii="Helvetica Neue" w:cs="Helvetica Neue" w:eastAsia="Helvetica Neue" w:hAnsi="Helvetica Neue"/>
-          <w:sz w:val="28"/>
-          <w:szCs w:val="28"/>
-        </w:rPr>
-      </w:pPr>
-      <w:r>
-        <w:rPr>
-          <w:rFonts w:ascii="Helvetica Neue" w:cs="Helvetica Neue" w:eastAsia="Helvetica Neue" w:hAnsi="Helvetica Neue"/>
-          <w:sz w:val="28"/>
-          <w:szCs w:val="28"/>
-          <w:rtl w:val="0"/>
-        </w:rPr>
-        <w:t xml:space="preserve">Затем начинается выпуск усиленной квалифицированной электронной подписи через мобильное приложение «Госключ». Для входа в приложение используется подтвержденная учетная запись портала «Госуслуги». Выпустить подпись можно как самостоятельно дистанционно, так и при обращении в отделение банка. После выпуска УКЭП участники подписывают все необходимые документы непосредственно в мобильном приложении «Госключ». Когда документы подписаны, банк через защищенную систему электронного взаимодействия направляет пакет документов в Росреестр для государственной регистрации перехода права собственности в электронном виде в соответствии с пунктом 2 части 1 статьи 18 Федерального закона «О государственной регистрации недвижимости». После завершения регистрации право собственности возникает в общем порядке, а сведения о новом собственнике вносятся в ЕГРН.</w:t>
-      </w:r>
-    </w:p>
-    <w:p>
-      <w:pPr>
-        <w:ind w:left="-566.9291338582677" w:firstLine="0"/>
-        <w:jc w:val="both"/>
-        <w:rPr>
-          <w:rFonts w:ascii="Helvetica Neue" w:cs="Helvetica Neue" w:eastAsia="Helvetica Neue" w:hAnsi="Helvetica Neue"/>
-          <w:sz w:val="28"/>
-          <w:szCs w:val="28"/>
-        </w:rPr>
-      </w:pPr>
-      <w:r>
-        <w:rPr>
-          <w:rtl w:val="0"/>
-        </w:rPr>
-      </w:r>
-    </w:p>
-    <w:p>
-      <w:pPr>
-        <w:ind w:left="-566.9291338582677" w:firstLine="0"/>
-        <w:jc w:val="both"/>
-        <w:rPr>
-          <w:rFonts w:ascii="Helvetica Neue" w:cs="Helvetica Neue" w:eastAsia="Helvetica Neue" w:hAnsi="Helvetica Neue"/>
-          <w:b w:val="1"/>
-          <w:bCs w:val="1"/>
-          <w:sz w:val="32"/>
-          <w:szCs w:val="32"/>
-        </w:rPr>
-      </w:pPr>
-      <w:r>
-        <w:rPr>
-          <w:rFonts w:ascii="Helvetica Neue" w:cs="Helvetica Neue" w:eastAsia="Helvetica Neue" w:hAnsi="Helvetica Neue"/>
-          <w:b w:val="1"/>
-          <w:bCs w:val="1"/>
-          <w:sz w:val="32"/>
-          <w:szCs w:val="32"/>
+          <w:sz w:val="24"/>
+          <w:szCs w:val="24"/>
+        </w:rPr>
+      </w:pPr>
+      <w:r>
+        <w:rPr>
+          <w:rtl w:val="0"/>
+        </w:rPr>
+      </w:r>
+    </w:p>
+    <w:p>
+      <w:pPr>
+        <w:ind w:left="-566.9291338582677" w:firstLine="0"/>
+        <w:jc w:val="both"/>
+        <w:rPr>
+          <w:rFonts w:ascii="Helvetica Neue" w:cs="Helvetica Neue" w:eastAsia="Helvetica Neue" w:hAnsi="Helvetica Neue"/>
+          <w:sz w:val="24"/>
+          <w:szCs w:val="24"/>
+        </w:rPr>
+      </w:pPr>
+      <w:r>
+        <w:rPr>
+          <w:rFonts w:ascii="Helvetica Neue" w:cs="Helvetica Neue" w:eastAsia="Helvetica Neue" w:hAnsi="Helvetica Neue"/>
+          <w:sz w:val="24"/>
+          <w:szCs w:val="24"/>
+          <w:rtl w:val="0"/>
+        </w:rPr>
+        <w:t xml:space="preserve">Затем начинается выпуск усиленной квалифицированной электронной подписи через мобильное приложение «Госключ». Для входа в приложение используется подтвержденная учетная запись портала «Госуслуги». Выпустить подпись можно как самостоятельно дистанционно, так и при обращении в отделение банка. После выпуска УКЭП участники подписывают все необходимые документы непосредственно в мобильном приложении «Госключ». Когда документы подписаны, банк через защищенную систему электронного взаимодействия направляет пакет документов в Росреестр для государственной регистрации перехода права собственности в электронном виде в соответствии с </w:t>
+      </w:r>
+      <w:hyperlink r:id="rId9">
+        <w:r>
+          <w:rPr>
+            <w:rFonts w:ascii="Helvetica Neue" w:cs="Helvetica Neue" w:eastAsia="Helvetica Neue" w:hAnsi="Helvetica Neue"/>
+            <w:color w:val="1155cc"/>
+            <w:sz w:val="24"/>
+            <w:szCs w:val="24"/>
+            <w:u w:val="single"/>
+            <w:rtl w:val="0"/>
+          </w:rPr>
+          <w:t xml:space="preserve">пунктом 2 части 1 статьи 18</w:t>
+        </w:r>
+      </w:hyperlink>
+      <w:r>
+        <w:rPr>
+          <w:rFonts w:ascii="Helvetica Neue" w:cs="Helvetica Neue" w:eastAsia="Helvetica Neue" w:hAnsi="Helvetica Neue"/>
+          <w:sz w:val="24"/>
+          <w:szCs w:val="24"/>
+          <w:rtl w:val="0"/>
+        </w:rPr>
+        <w:t xml:space="preserve"> Федерального закона «О государственной регистрации недвижимости». После завершения регистрации право собственности возникает в общем порядке, а сведения о новом собственнике вносятся в ЕГРН.</w:t>
+      </w:r>
+    </w:p>
+    <w:p>
+      <w:pPr>
+        <w:ind w:left="-566.9291338582677" w:firstLine="0"/>
+        <w:jc w:val="both"/>
+        <w:rPr>
+          <w:rFonts w:ascii="Helvetica Neue" w:cs="Helvetica Neue" w:eastAsia="Helvetica Neue" w:hAnsi="Helvetica Neue"/>
+          <w:sz w:val="24"/>
+          <w:szCs w:val="24"/>
+        </w:rPr>
+      </w:pPr>
+      <w:r>
+        <w:rPr>
+          <w:rtl w:val="0"/>
+        </w:rPr>
+      </w:r>
+    </w:p>
+    <w:p>
+      <w:pPr>
+        <w:pStyle w:val="Heading2"/>
+        <w:ind w:left="-566.9291338582677" w:firstLine="0"/>
+        <w:jc w:val="both"/>
+        <w:rPr>
+          <w:sz w:val="24"/>
+          <w:szCs w:val="24"/>
+        </w:rPr>
+      </w:pPr>
+      <w:bookmarkStart w:colFirst="0" w:colLast="0" w:name="_heading=h.dlxgjiaga3rw" w:id="6"/>
+      <w:bookmarkEnd w:id="6"/>
+      <w:r>
+        <w:rPr>
+          <w:sz w:val="24"/>
+          <w:szCs w:val="24"/>
           <w:rtl w:val="0"/>
         </w:rPr>
         <w:t xml:space="preserve">Как отозвать усиленную квалифицированную электронную подпись</w:t>
@@ -1241,31 +1481,31 @@
         <w:jc w:val="both"/>
         <w:rPr>
           <w:rFonts w:ascii="Helvetica Neue" w:cs="Helvetica Neue" w:eastAsia="Helvetica Neue" w:hAnsi="Helvetica Neue"/>
-          <w:sz w:val="28"/>
-          <w:szCs w:val="28"/>
-        </w:rPr>
-      </w:pPr>
-      <w:r>
-        <w:rPr>
-          <w:rtl w:val="0"/>
-        </w:rPr>
-      </w:r>
-    </w:p>
-    <w:p>
-      <w:pPr>
-        <w:ind w:left="-566.9291338582677" w:firstLine="0"/>
-        <w:jc w:val="both"/>
-        <w:rPr>
-          <w:rFonts w:ascii="Helvetica Neue" w:cs="Helvetica Neue" w:eastAsia="Helvetica Neue" w:hAnsi="Helvetica Neue"/>
-          <w:sz w:val="28"/>
-          <w:szCs w:val="28"/>
-        </w:rPr>
-      </w:pPr>
-      <w:r>
-        <w:rPr>
-          <w:rFonts w:ascii="Helvetica Neue" w:cs="Helvetica Neue" w:eastAsia="Helvetica Neue" w:hAnsi="Helvetica Neue"/>
-          <w:sz w:val="28"/>
-          <w:szCs w:val="28"/>
+          <w:sz w:val="24"/>
+          <w:szCs w:val="24"/>
+        </w:rPr>
+      </w:pPr>
+      <w:r>
+        <w:rPr>
+          <w:rtl w:val="0"/>
+        </w:rPr>
+      </w:r>
+    </w:p>
+    <w:p>
+      <w:pPr>
+        <w:ind w:left="-566.9291338582677" w:firstLine="0"/>
+        <w:jc w:val="both"/>
+        <w:rPr>
+          <w:rFonts w:ascii="Helvetica Neue" w:cs="Helvetica Neue" w:eastAsia="Helvetica Neue" w:hAnsi="Helvetica Neue"/>
+          <w:sz w:val="24"/>
+          <w:szCs w:val="24"/>
+        </w:rPr>
+      </w:pPr>
+      <w:r>
+        <w:rPr>
+          <w:rFonts w:ascii="Helvetica Neue" w:cs="Helvetica Neue" w:eastAsia="Helvetica Neue" w:hAnsi="Helvetica Neue"/>
+          <w:sz w:val="24"/>
+          <w:szCs w:val="24"/>
           <w:rtl w:val="0"/>
         </w:rPr>
         <w:t xml:space="preserve">После завершения сделки у многих возникает вопрос, нужно ли аннулировать электронную подпись.</w:t>
@@ -1277,94 +1517,76 @@
         <w:jc w:val="both"/>
         <w:rPr>
           <w:rFonts w:ascii="Helvetica Neue" w:cs="Helvetica Neue" w:eastAsia="Helvetica Neue" w:hAnsi="Helvetica Neue"/>
-          <w:sz w:val="28"/>
-          <w:szCs w:val="28"/>
-        </w:rPr>
-      </w:pPr>
-      <w:r>
-        <w:rPr>
-          <w:rtl w:val="0"/>
-        </w:rPr>
-      </w:r>
-    </w:p>
-    <w:p>
-      <w:pPr>
-        <w:ind w:left="-566.9291338582677" w:firstLine="0"/>
-        <w:jc w:val="both"/>
-        <w:rPr>
-          <w:rFonts w:ascii="Helvetica Neue" w:cs="Helvetica Neue" w:eastAsia="Helvetica Neue" w:hAnsi="Helvetica Neue"/>
-          <w:sz w:val="28"/>
-          <w:szCs w:val="28"/>
-        </w:rPr>
-      </w:pPr>
-      <w:r>
-        <w:rPr>
-          <w:rFonts w:ascii="Helvetica Neue" w:cs="Helvetica Neue" w:eastAsia="Helvetica Neue" w:hAnsi="Helvetica Neue"/>
-          <w:sz w:val="28"/>
-          <w:szCs w:val="28"/>
-          <w:rtl w:val="0"/>
-        </w:rPr>
-        <w:t xml:space="preserve">Отзывать УКЭП рекомендуется только после того, как государственная регистрация перехода права собственности полностью завершена. Если сделать это раньше, Росреестр приостановит регистрацию, поскольку документы окажутся подписанными уже </w:t>
-      </w:r>
-      <w:r>
-        <w:rPr>
-          <w:rFonts w:ascii="Helvetica Neue" w:cs="Helvetica Neue" w:eastAsia="Helvetica Neue" w:hAnsi="Helvetica Neue"/>
-          <w:sz w:val="28"/>
-          <w:szCs w:val="28"/>
-          <w:rtl w:val="0"/>
-        </w:rPr>
-        <w:t xml:space="preserve">недействительной</w:t>
-      </w:r>
-      <w:r>
-        <w:rPr>
-          <w:rFonts w:ascii="Helvetica Neue" w:cs="Helvetica Neue" w:eastAsia="Helvetica Neue" w:hAnsi="Helvetica Neue"/>
-          <w:sz w:val="28"/>
-          <w:szCs w:val="28"/>
-          <w:rtl w:val="0"/>
-        </w:rPr>
-        <w:t xml:space="preserve"> электронной подписью. В таком случае потребуется повторный выпуск подписи и повторное подписание документов. Для отзыва подписи обычно необходимо воспользоваться QR-кодом, размещенным на бумажном экземпляре сертификата проверки электронной подписи, который выдается при оформлении сделки. После сканирования QR-кода пользователь переходит на сайт удостоверяющего центра, где размещена инструкция по отзыву сертификата. Если бумажный экземпляр сертификата отсутствует или воспользоваться QR-кодом невозможно, следует обратиться непосредственно в удостоверяющий центр, который выпускал электронную подпись. При обращении достаточно сообщить, что необходимо отозвать ранее выданную усиленную квалифицированную электронную подпись. Специалисты удостоверяющего центра проведут процедуру аннулирования сертификата.</w:t>
-      </w:r>
-    </w:p>
-    <w:p>
-      <w:pPr>
-        <w:ind w:left="-566.9291338582677" w:firstLine="0"/>
-        <w:jc w:val="both"/>
-        <w:rPr>
-          <w:rFonts w:ascii="Helvetica Neue" w:cs="Helvetica Neue" w:eastAsia="Helvetica Neue" w:hAnsi="Helvetica Neue"/>
-          <w:sz w:val="28"/>
-          <w:szCs w:val="28"/>
-        </w:rPr>
-      </w:pPr>
-      <w:r>
-        <w:rPr>
-          <w:rtl w:val="0"/>
-        </w:rPr>
-      </w:r>
-    </w:p>
-    <w:p>
-      <w:pPr>
-        <w:ind w:left="-566.9291338582677" w:firstLine="0"/>
-        <w:jc w:val="both"/>
-        <w:rPr>
-          <w:rFonts w:ascii="Helvetica Neue" w:cs="Helvetica Neue" w:eastAsia="Helvetica Neue" w:hAnsi="Helvetica Neue"/>
-          <w:sz w:val="28"/>
-          <w:szCs w:val="28"/>
-        </w:rPr>
-      </w:pPr>
-      <w:r>
-        <w:rPr>
-          <w:rtl w:val="0"/>
-        </w:rPr>
-      </w:r>
-    </w:p>
-    <w:p>
-      <w:pPr>
-        <w:ind w:left="-566.9291338582677" w:firstLine="0"/>
-        <w:jc w:val="both"/>
-        <w:rPr>
-          <w:rFonts w:ascii="Helvetica Neue" w:cs="Helvetica Neue" w:eastAsia="Helvetica Neue" w:hAnsi="Helvetica Neue"/>
-          <w:sz w:val="28"/>
-          <w:szCs w:val="28"/>
+          <w:sz w:val="24"/>
+          <w:szCs w:val="24"/>
+        </w:rPr>
+      </w:pPr>
+      <w:r>
+        <w:rPr>
+          <w:rtl w:val="0"/>
+        </w:rPr>
+      </w:r>
+    </w:p>
+    <w:p>
+      <w:pPr>
+        <w:ind w:left="-566.9291338582677" w:firstLine="0"/>
+        <w:jc w:val="both"/>
+        <w:rPr>
+          <w:rFonts w:ascii="Helvetica Neue" w:cs="Helvetica Neue" w:eastAsia="Helvetica Neue" w:hAnsi="Helvetica Neue"/>
+          <w:sz w:val="24"/>
+          <w:szCs w:val="24"/>
+        </w:rPr>
+      </w:pPr>
+      <w:r>
+        <w:rPr>
+          <w:rFonts w:ascii="Helvetica Neue" w:cs="Helvetica Neue" w:eastAsia="Helvetica Neue" w:hAnsi="Helvetica Neue"/>
+          <w:sz w:val="24"/>
+          <w:szCs w:val="24"/>
+          <w:rtl w:val="0"/>
+        </w:rPr>
+        <w:t xml:space="preserve">Отзывать УКЭП рекомендуется только после того, как государственная регистрация перехода права собственности полностью завершена. Если сделать это раньше, Росреестр приостановит регистрацию, поскольку документы окажутся подписанными уже недействительной электронной подписью. В таком случае потребуется повторный выпуск подписи и повторное подписание документов. Для отзыва подписи обычно необходимо воспользоваться QR-кодом, размещенным на бумажном экземпляре сертификата проверки электронной подписи, который выдается при оформлении сделки. После сканирования QR-кода пользователь переходит на сайт удостоверяющего центра, где размещена инструкция по отзыву сертификата. Если бумажный экземпляр сертификата отсутствует или воспользоваться QR-кодом невозможно, следует обратиться непосредственно в удостоверяющий центр, который выпускал электронную подпись. При обращении достаточно сообщить, что необходимо отозвать ранее выданную усиленную квалифицированную электронную подпись. Специалисты удостоверяющего центра проведут процедуру аннулирования сертификата.</w:t>
+      </w:r>
+    </w:p>
+    <w:p>
+      <w:pPr>
+        <w:ind w:left="-566.9291338582677" w:firstLine="0"/>
+        <w:jc w:val="both"/>
+        <w:rPr>
+          <w:rFonts w:ascii="Helvetica Neue" w:cs="Helvetica Neue" w:eastAsia="Helvetica Neue" w:hAnsi="Helvetica Neue"/>
+          <w:sz w:val="24"/>
+          <w:szCs w:val="24"/>
+        </w:rPr>
+      </w:pPr>
+      <w:r>
+        <w:rPr>
+          <w:rtl w:val="0"/>
+        </w:rPr>
+      </w:r>
+    </w:p>
+    <w:p>
+      <w:pPr>
+        <w:ind w:left="-566.9291338582677" w:firstLine="0"/>
+        <w:jc w:val="both"/>
+        <w:rPr>
+          <w:rFonts w:ascii="Helvetica Neue" w:cs="Helvetica Neue" w:eastAsia="Helvetica Neue" w:hAnsi="Helvetica Neue"/>
+          <w:sz w:val="24"/>
+          <w:szCs w:val="24"/>
+        </w:rPr>
+      </w:pPr>
+      <w:r>
+        <w:rPr>
+          <w:rtl w:val="0"/>
+        </w:rPr>
+      </w:r>
+    </w:p>
+    <w:p>
+      <w:pPr>
+        <w:ind w:left="-566.9291338582677" w:firstLine="0"/>
+        <w:jc w:val="both"/>
+        <w:rPr>
+          <w:rFonts w:ascii="Helvetica Neue" w:cs="Helvetica Neue" w:eastAsia="Helvetica Neue" w:hAnsi="Helvetica Neue"/>
+          <w:sz w:val="24"/>
+          <w:szCs w:val="24"/>
         </w:rPr>
       </w:pPr>
       <w:r>
@@ -1892,14 +2114,15 @@
     <w:pPr>
       <w:keepNext w:val="1"/>
       <w:keepLines w:val="1"/>
-      <w:pageBreakBefore w:val="0"/>
-      <w:spacing w:after="120" w:before="360" w:lineRule="auto"/>
+      <w:ind w:left="-566.9291338582677" w:firstLine="0"/>
+      <w:jc w:val="both"/>
     </w:pPr>
     <w:rPr>
-      <w:b w:val="0"/>
-      <w:bCs w:val="0"/>
-      <w:sz w:val="32"/>
-      <w:szCs w:val="32"/>
+      <w:rFonts w:ascii="Helvetica Neue" w:cs="Helvetica Neue" w:eastAsia="Helvetica Neue" w:hAnsi="Helvetica Neue"/>
+      <w:b w:val="1"/>
+      <w:bCs w:val="1"/>
+      <w:sz w:val="26"/>
+      <w:szCs w:val="26"/>
     </w:rPr>
   </w:style>
   <w:style w:type="paragraph" w:styleId="Heading3">
@@ -2329,7 +2552,7 @@
 
 <file path=customXML/item1.xml><?xml version="1.0" encoding="utf-8"?>
 <go:gDocsCustomXmlDataStorage xmlns:go="http://customooxmlschemas.google.com/" xmlns:r="http://schemas.openxmlformats.org/officeDocument/2006/relationships" uri="GoogleDocsCustomDataVersion2">
-  <go:docsCustomData xmlns:go="http://customooxmlschemas.google.com/" roundtripDataSignature="AMtx7mhgSWbTEsH6DhNdc7muqx2c4VTiAg==">CgMxLjAaIgoBMBIdChsIB0IXCg5IZWx2ZXRpY2EgTmV1ZRIFQXJpYWw4AHIhMW1OcThZQ2tSSjBiUnAzWWRBZ0h5UFV4eDdIX3NuNDls</go:docsCustomData>
+  <go:docsCustomData xmlns:go="http://customooxmlschemas.google.com/" roundtripDataSignature="AMtx7mgHS/ou8dVHCIloOLbvmbWFX64j5Q==">CgMxLjAaIgoBMBIdChsIB0IXCg5IZWx2ZXRpY2EgTmV1ZRIFQXJpYWwyDmgub29iZWdrbnlvb2I2Mg5oLm9pZDYwamhjc3dvOTIOaC5rOTY5OG5qdHZ2eWUyDmgudGx1dDY2djVqZTVtMg5oLmV0Y2wyZHR0ODl2aTIOaC5weHlkanJqaDRsMmgyDmguZGx4Z2ppYWdhM3J3OAByITExV2hHTW5McmNIR3J2S0dad2RfcWt4V0NyNGctdHR2RQ==</go:docsCustomData>
 </go:gDocsCustomXmlDataStorage>
 </file>
 
